--- a/plantilla.docx
+++ b/plantilla.docx
@@ -1,6 +1,6 @@
 
 <file path=word/document.xml><?xml version="1.0" encoding="utf-8"?>
-<w:document xmlns:wpc="http://schemas.microsoft.com/office/word/2010/wordprocessingCanvas" xmlns:cx="http://schemas.microsoft.com/office/drawing/2014/chartex" xmlns:cx1="http://schemas.microsoft.com/office/drawing/2015/9/8/chartex" xmlns:cx2="http://schemas.microsoft.com/office/drawing/2015/10/21/chartex" xmlns:cx3="http://schemas.microsoft.com/office/drawing/2016/5/9/chartex" xmlns:cx4="http://schemas.microsoft.com/office/drawing/2016/5/10/chartex" xmlns:cx5="http://schemas.microsoft.com/office/drawing/2016/5/11/chartex" xmlns:cx6="http://schemas.microsoft.com/office/drawing/2016/5/12/chartex" xmlns:cx7="http://schemas.microsoft.com/office/drawing/2016/5/13/chartex" xmlns:cx8="http://schemas.microsoft.com/office/drawing/2016/5/14/chartex" xmlns:mc="http://schemas.openxmlformats.org/markup-compatibility/2006" xmlns:aink="http://schemas.microsoft.com/office/drawing/2016/ink" xmlns:am3d="http://schemas.microsoft.com/office/drawing/2017/model3d" xmlns:o="urn:schemas-microsoft-com:office:office" xmlns:r="http://schemas.openxmlformats.org/officeDocument/2006/relationships" xmlns:m="http://schemas.openxmlformats.org/officeDocument/2006/math" xmlns:v="urn:schemas-microsoft-com:vml" xmlns:wp14="http://schemas.microsoft.com/office/word/2010/wordprocessingDrawing" xmlns:wp="http://schemas.openxmlformats.org/drawingml/2006/wordprocessingDrawing" xmlns:w10="urn:schemas-microsoft-com:office:word" xmlns:w="http://schemas.openxmlformats.org/wordprocessingml/2006/main" xmlns:w14="http://schemas.microsoft.com/office/word/2010/wordml" xmlns:w15="http://schemas.microsoft.com/office/word/2012/wordml" xmlns:w16cid="http://schemas.microsoft.com/office/word/2016/wordml/cid" xmlns:w16se="http://schemas.microsoft.com/office/word/2015/wordml/symex" xmlns:wpg="http://schemas.microsoft.com/office/word/2010/wordprocessingGroup" xmlns:wpi="http://schemas.microsoft.com/office/word/2010/wordprocessingInk" xmlns:wne="http://schemas.microsoft.com/office/word/2006/wordml" xmlns:wps="http://schemas.microsoft.com/office/word/2010/wordprocessingShape" mc:Ignorable="w14 w15 w16se w16cid wp14">
+<w:document xmlns:wpc="http://schemas.microsoft.com/office/word/2010/wordprocessingCanvas" xmlns:cx="http://schemas.microsoft.com/office/drawing/2014/chartex" xmlns:cx1="http://schemas.microsoft.com/office/drawing/2015/9/8/chartex" xmlns:cx2="http://schemas.microsoft.com/office/drawing/2015/10/21/chartex" xmlns:cx3="http://schemas.microsoft.com/office/drawing/2016/5/9/chartex" xmlns:cx4="http://schemas.microsoft.com/office/drawing/2016/5/10/chartex" xmlns:cx5="http://schemas.microsoft.com/office/drawing/2016/5/11/chartex" xmlns:cx6="http://schemas.microsoft.com/office/drawing/2016/5/12/chartex" xmlns:cx7="http://schemas.microsoft.com/office/drawing/2016/5/13/chartex" xmlns:cx8="http://schemas.microsoft.com/office/drawing/2016/5/14/chartex" xmlns:mc="http://schemas.openxmlformats.org/markup-compatibility/2006" xmlns:aink="http://schemas.microsoft.com/office/drawing/2016/ink" xmlns:am3d="http://schemas.microsoft.com/office/drawing/2017/model3d" xmlns:o="urn:schemas-microsoft-com:office:office" xmlns:oel="http://schemas.microsoft.com/office/2019/extlst" xmlns:r="http://schemas.openxmlformats.org/officeDocument/2006/relationships" xmlns:m="http://schemas.openxmlformats.org/officeDocument/2006/math" xmlns:v="urn:schemas-microsoft-com:vml" xmlns:wp14="http://schemas.microsoft.com/office/word/2010/wordprocessingDrawing" xmlns:wp="http://schemas.openxmlformats.org/drawingml/2006/wordprocessingDrawing" xmlns:w10="urn:schemas-microsoft-com:office:word" xmlns:w="http://schemas.openxmlformats.org/wordprocessingml/2006/main" xmlns:w14="http://schemas.microsoft.com/office/word/2010/wordml" xmlns:w15="http://schemas.microsoft.com/office/word/2012/wordml" xmlns:w16cex="http://schemas.microsoft.com/office/word/2018/wordml/cex" xmlns:w16cid="http://schemas.microsoft.com/office/word/2016/wordml/cid" xmlns:w16="http://schemas.microsoft.com/office/word/2018/wordml" xmlns:w16sdtdh="http://schemas.microsoft.com/office/word/2020/wordml/sdtdatahash" xmlns:w16se="http://schemas.microsoft.com/office/word/2015/wordml/symex" xmlns:wpg="http://schemas.microsoft.com/office/word/2010/wordprocessingGroup" xmlns:wpi="http://schemas.microsoft.com/office/word/2010/wordprocessingInk" xmlns:wne="http://schemas.microsoft.com/office/word/2006/wordml" xmlns:wps="http://schemas.microsoft.com/office/word/2010/wordprocessingShape" mc:Ignorable="w14 w15 w16se w16cid w16 w16cex w16sdtdh wp14">
   <w:body>
     <w:p>
       <w:pPr>
@@ -17,7 +17,7 @@
         <mc:AlternateContent>
           <mc:Choice Requires="wps">
             <w:drawing>
-              <wp:anchor distT="0" distB="0" distL="114300" distR="114300" simplePos="0" relativeHeight="251664384" behindDoc="1" locked="0" layoutInCell="1" allowOverlap="1" wp14:anchorId="51405EEB" wp14:editId="2D86327E">
+              <wp:anchor distT="0" distB="0" distL="114300" distR="114300" simplePos="0" relativeHeight="251664384" behindDoc="1" locked="0" layoutInCell="1" allowOverlap="1" wp14:anchorId="632A3BAC" wp14:editId="2D86327E">
                 <wp:simplePos x="0" y="0"/>
                 <wp:positionH relativeFrom="margin">
                   <wp:align>left</wp:align>
@@ -101,11 +101,11 @@
           </mc:Choice>
           <mc:Fallback>
             <w:pict>
-              <v:shapetype w14:anchorId="51405EEB" id="_x0000_t202" coordsize="21600,21600" o:spt="202" path="m,l,21600r21600,l21600,xe">
+              <v:shapetype w14:anchorId="632A3BAC" id="_x0000_t202" coordsize="21600,21600" o:spt="202" path="m,l,21600r21600,l21600,xe">
                 <v:stroke joinstyle="miter"/>
                 <v:path gradientshapeok="t" o:connecttype="rect"/>
               </v:shapetype>
-              <v:shape id="Cuadro de texto 3" o:spid="_x0000_s1026" type="#_x0000_t202" style="position:absolute;left:0;text-align:left;margin-left:0;margin-top:561.85pt;width:246.15pt;height:42.8pt;z-index:-251652096;visibility:visible;mso-wrap-style:square;mso-wrap-distance-left:9pt;mso-wrap-distance-top:0;mso-wrap-distance-right:9pt;mso-wrap-distance-bottom:0;mso-position-horizontal:left;mso-position-horizontal-relative:margin;mso-position-vertical:absolute;mso-position-vertical-relative:text;v-text-anchor:top" o:gfxdata="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" filled="f" stroked="f">
+              <v:shape id="Cuadro de texto 3" o:spid="_x0000_s1026" type="#_x0000_t202" style="position:absolute;left:0;text-align:left;margin-left:0;margin-top:561.85pt;width:246.15pt;height:42.8pt;z-index:-251652096;visibility:visible;mso-wrap-style:square;mso-wrap-distance-left:9pt;mso-wrap-distance-top:0;mso-wrap-distance-right:9pt;mso-wrap-distance-bottom:0;mso-position-horizontal:left;mso-position-horizontal-relative:margin;mso-position-vertical:absolute;mso-position-vertical-relative:text;v-text-anchor:top" o:gfxdata="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" filled="f" stroked="f">
                 <v:textbox>
                   <w:txbxContent>
                     <w:p>
@@ -149,7 +149,7 @@
         <mc:AlternateContent>
           <mc:Choice Requires="wps">
             <w:drawing>
-              <wp:anchor distT="0" distB="0" distL="114300" distR="114300" simplePos="0" relativeHeight="251662336" behindDoc="1" locked="0" layoutInCell="1" allowOverlap="1" wp14:anchorId="3940895A" wp14:editId="7BE22592">
+              <wp:anchor distT="0" distB="0" distL="114300" distR="114300" simplePos="0" relativeHeight="251662336" behindDoc="1" locked="0" layoutInCell="1" allowOverlap="1" wp14:anchorId="6640182A" wp14:editId="7BE22592">
                 <wp:simplePos x="0" y="0"/>
                 <wp:positionH relativeFrom="margin">
                   <wp:posOffset>2717851</wp:posOffset>
@@ -233,7 +233,7 @@
           </mc:Choice>
           <mc:Fallback>
             <w:pict>
-              <v:shape w14:anchorId="3940895A" id="Cuadro de texto 2" o:spid="_x0000_s1027" type="#_x0000_t202" style="position:absolute;left:0;text-align:left;margin-left:214pt;margin-top:46.15pt;width:246.15pt;height:42.8pt;z-index:-251654144;visibility:visible;mso-wrap-style:square;mso-wrap-distance-left:9pt;mso-wrap-distance-top:0;mso-wrap-distance-right:9pt;mso-wrap-distance-bottom:0;mso-position-horizontal:absolute;mso-position-horizontal-relative:margin;mso-position-vertical:absolute;mso-position-vertical-relative:text;v-text-anchor:top" o:gfxdata="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" filled="f" stroked="f">
+              <v:shape w14:anchorId="6640182A" id="Cuadro de texto 2" o:spid="_x0000_s1027" type="#_x0000_t202" style="position:absolute;left:0;text-align:left;margin-left:214pt;margin-top:46.15pt;width:246.15pt;height:42.8pt;z-index:-251654144;visibility:visible;mso-wrap-style:square;mso-wrap-distance-left:9pt;mso-wrap-distance-top:0;mso-wrap-distance-right:9pt;mso-wrap-distance-bottom:0;mso-position-horizontal:absolute;mso-position-horizontal-relative:margin;mso-position-vertical:absolute;mso-position-vertical-relative:text;v-text-anchor:top" o:gfxdata="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" filled="f" stroked="f">
                 <v:textbox>
                   <w:txbxContent>
                     <w:p>
@@ -274,7 +274,6 @@
             <w:docPartUnique/>
           </w:docPartObj>
         </w:sdtPr>
-        <w:sdtEndPr/>
         <w:sdtContent>
           <w:sdt>
             <w:sdtPr>
@@ -293,7 +292,6 @@
               <w:dataBinding w:prefixMappings="xmlns:ns0='http://purl.org/dc/elements/1.1/' xmlns:ns1='http://schemas.openxmlformats.org/package/2006/metadata/core-properties' " w:xpath="/ns1:coreProperties[1]/ns0:creator[1]" w:storeItemID="{6C3C8BC8-F283-45AE-878A-BAB7291924A1}"/>
               <w:text/>
             </w:sdtPr>
-            <w:sdtEndPr/>
             <w:sdtContent>
               <w:r>
                 <w:rPr>
@@ -313,7 +311,7 @@
             <mc:AlternateContent>
               <mc:Choice Requires="wpg">
                 <w:drawing>
-                  <wp:anchor distT="0" distB="0" distL="114300" distR="114300" simplePos="0" relativeHeight="251659264" behindDoc="1" locked="0" layoutInCell="1" allowOverlap="1">
+                  <wp:anchor distT="0" distB="0" distL="114300" distR="114300" simplePos="0" relativeHeight="251659264" behindDoc="1" locked="0" layoutInCell="1" allowOverlap="1" wp14:anchorId="43EBE590">
                     <wp:simplePos x="0" y="0"/>
                     <wp:positionH relativeFrom="page">
                       <wp:align>center</wp:align>
@@ -936,7 +934,6 @@
                                     <w:dataBinding w:prefixMappings="xmlns:ns0='http://purl.org/dc/elements/1.1/' xmlns:ns1='http://schemas.openxmlformats.org/package/2006/metadata/core-properties' " w:xpath="/ns1:coreProperties[1]/ns0:title[1]" w:storeItemID="{6C3C8BC8-F283-45AE-878A-BAB7291924A1}"/>
                                     <w:text/>
                                   </w:sdtPr>
-                                  <w:sdtEndPr/>
                                   <w:sdtContent>
                                     <w:p>
                                       <w:pPr>
@@ -997,7 +994,7 @@
               </mc:Choice>
               <mc:Fallback>
                 <w:pict>
-                  <v:group id="Grupo 48" o:spid="_x0000_s1028" style="position:absolute;left:0;text-align:left;margin-left:0;margin-top:0;width:540pt;height:10in;z-index:-251657216;mso-width-percent:882;mso-height-percent:909;mso-position-horizontal:center;mso-position-horizontal-relative:page;mso-position-vertical:center;mso-position-vertical-relative:page;mso-width-percent:882;mso-height-percent:909" coordsize="68580,91440" o:gfxdata="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">
+                  <v:group w14:anchorId="43EBE590" id="Grupo 48" o:spid="_x0000_s1028" style="position:absolute;left:0;text-align:left;margin-left:0;margin-top:0;width:540pt;height:10in;z-index:-251657216;mso-width-percent:882;mso-height-percent:909;mso-position-horizontal:center;mso-position-horizontal-relative:page;mso-position-vertical:center;mso-position-vertical-relative:page;mso-width-percent:882;mso-height-percent:909" coordsize="68580,91440" o:gfxdata="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">
                     <v:group id="Grupo 49" o:spid="_x0000_s1029" style="position:absolute;width:68580;height:91440" coordsize="68580,91440" o:gfxdata="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">
                       <v:rect id="Rectángulo 54" o:spid="_x0000_s1030" style="position:absolute;width:68580;height:91440;visibility:visible;mso-wrap-style:square;v-text-anchor:top" o:gfxdata="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" fillcolor="#485870 [3122]" stroked="f" strokeweight="1pt">
                         <v:fill color2="#3d4b5f [2882]" angle="348" colors="0 #88acbb;6554f #88acbb" focus="100%" type="gradient"/>
@@ -1068,7 +1065,6 @@
                               <w:dataBinding w:prefixMappings="xmlns:ns0='http://purl.org/dc/elements/1.1/' xmlns:ns1='http://schemas.openxmlformats.org/package/2006/metadata/core-properties' " w:xpath="/ns1:coreProperties[1]/ns0:title[1]" w:storeItemID="{6C3C8BC8-F283-45AE-878A-BAB7291924A1}"/>
                               <w:text/>
                             </w:sdtPr>
-                            <w:sdtEndPr/>
                             <w:sdtContent>
                               <w:p>
                                 <w:pPr>
@@ -1125,12 +1121,9 @@
     <w:p>
       <w:pPr>
         <w:sectPr>
-          <w:headerReference w:type="even" r:id="rId7"/>
-          <w:headerReference w:type="default" r:id="rId8"/>
-          <w:footerReference w:type="even" r:id="rId9"/>
-          <w:footerReference w:type="default" r:id="rId10"/>
-          <w:headerReference w:type="first" r:id="rId11"/>
-          <w:footerReference w:type="first" r:id="rId12"/>
+          <w:footerReference w:type="default" r:id="rId7"/>
+          <w:headerReference w:type="first" r:id="rId8"/>
+          <w:footerReference w:type="first" r:id="rId9"/>
           <w:pgSz w:w="11906" w:h="16838"/>
           <w:pgMar w:top="1417" w:right="1701" w:bottom="1417" w:left="1701" w:header="708" w:footer="708" w:gutter="0"/>
           <w:pgNumType w:start="0"/>
@@ -1386,12 +1379,10 @@
       <w:r>
         <w:t>Texto</w:t>
       </w:r>
-      <w:bookmarkStart w:id="3" w:name="_GoBack"/>
-      <w:bookmarkEnd w:id="3"/>
     </w:p>
     <w:sectPr>
-      <w:headerReference w:type="default" r:id="rId13"/>
-      <w:footerReference w:type="default" r:id="rId14"/>
+      <w:headerReference w:type="default" r:id="rId10"/>
+      <w:footerReference w:type="default" r:id="rId11"/>
       <w:pgSz w:w="11906" w:h="16838"/>
       <w:pgMar w:top="1417" w:right="1701" w:bottom="1417" w:left="1701" w:header="708" w:footer="708" w:gutter="0"/>
       <w:pgNumType w:start="1"/>
@@ -1403,7 +1394,7 @@
 </file>
 
 <file path=word/endnotes.xml><?xml version="1.0" encoding="utf-8"?>
-<w:endnotes xmlns:wpc="http://schemas.microsoft.com/office/word/2010/wordprocessingCanvas" xmlns:cx="http://schemas.microsoft.com/office/drawing/2014/chartex" xmlns:cx1="http://schemas.microsoft.com/office/drawing/2015/9/8/chartex" xmlns:cx2="http://schemas.microsoft.com/office/drawing/2015/10/21/chartex" xmlns:cx3="http://schemas.microsoft.com/office/drawing/2016/5/9/chartex" xmlns:cx4="http://schemas.microsoft.com/office/drawing/2016/5/10/chartex" xmlns:cx5="http://schemas.microsoft.com/office/drawing/2016/5/11/chartex" xmlns:cx6="http://schemas.microsoft.com/office/drawing/2016/5/12/chartex" xmlns:cx7="http://schemas.microsoft.com/office/drawing/2016/5/13/chartex" xmlns:cx8="http://schemas.microsoft.com/office/drawing/2016/5/14/chartex" xmlns:mc="http://schemas.openxmlformats.org/markup-compatibility/2006" xmlns:aink="http://schemas.microsoft.com/office/drawing/2016/ink" xmlns:am3d="http://schemas.microsoft.com/office/drawing/2017/model3d" xmlns:o="urn:schemas-microsoft-com:office:office" xmlns:r="http://schemas.openxmlformats.org/officeDocument/2006/relationships" xmlns:m="http://schemas.openxmlformats.org/officeDocument/2006/math" xmlns:v="urn:schemas-microsoft-com:vml" xmlns:wp14="http://schemas.microsoft.com/office/word/2010/wordprocessingDrawing" xmlns:wp="http://schemas.openxmlformats.org/drawingml/2006/wordprocessingDrawing" xmlns:w10="urn:schemas-microsoft-com:office:word" xmlns:w="http://schemas.openxmlformats.org/wordprocessingml/2006/main" xmlns:w14="http://schemas.microsoft.com/office/word/2010/wordml" xmlns:w15="http://schemas.microsoft.com/office/word/2012/wordml" xmlns:w16cid="http://schemas.microsoft.com/office/word/2016/wordml/cid" xmlns:w16se="http://schemas.microsoft.com/office/word/2015/wordml/symex" xmlns:wpg="http://schemas.microsoft.com/office/word/2010/wordprocessingGroup" xmlns:wpi="http://schemas.microsoft.com/office/word/2010/wordprocessingInk" xmlns:wne="http://schemas.microsoft.com/office/word/2006/wordml" xmlns:wps="http://schemas.microsoft.com/office/word/2010/wordprocessingShape" mc:Ignorable="w14 w15 w16se w16cid wp14">
+<w:endnotes xmlns:wpc="http://schemas.microsoft.com/office/word/2010/wordprocessingCanvas" xmlns:cx="http://schemas.microsoft.com/office/drawing/2014/chartex" xmlns:cx1="http://schemas.microsoft.com/office/drawing/2015/9/8/chartex" xmlns:cx2="http://schemas.microsoft.com/office/drawing/2015/10/21/chartex" xmlns:cx3="http://schemas.microsoft.com/office/drawing/2016/5/9/chartex" xmlns:cx4="http://schemas.microsoft.com/office/drawing/2016/5/10/chartex" xmlns:cx5="http://schemas.microsoft.com/office/drawing/2016/5/11/chartex" xmlns:cx6="http://schemas.microsoft.com/office/drawing/2016/5/12/chartex" xmlns:cx7="http://schemas.microsoft.com/office/drawing/2016/5/13/chartex" xmlns:cx8="http://schemas.microsoft.com/office/drawing/2016/5/14/chartex" xmlns:mc="http://schemas.openxmlformats.org/markup-compatibility/2006" xmlns:aink="http://schemas.microsoft.com/office/drawing/2016/ink" xmlns:am3d="http://schemas.microsoft.com/office/drawing/2017/model3d" xmlns:o="urn:schemas-microsoft-com:office:office" xmlns:oel="http://schemas.microsoft.com/office/2019/extlst" xmlns:r="http://schemas.openxmlformats.org/officeDocument/2006/relationships" xmlns:m="http://schemas.openxmlformats.org/officeDocument/2006/math" xmlns:v="urn:schemas-microsoft-com:vml" xmlns:wp14="http://schemas.microsoft.com/office/word/2010/wordprocessingDrawing" xmlns:wp="http://schemas.openxmlformats.org/drawingml/2006/wordprocessingDrawing" xmlns:w10="urn:schemas-microsoft-com:office:word" xmlns:w="http://schemas.openxmlformats.org/wordprocessingml/2006/main" xmlns:w14="http://schemas.microsoft.com/office/word/2010/wordml" xmlns:w15="http://schemas.microsoft.com/office/word/2012/wordml" xmlns:w16cex="http://schemas.microsoft.com/office/word/2018/wordml/cex" xmlns:w16cid="http://schemas.microsoft.com/office/word/2016/wordml/cid" xmlns:w16="http://schemas.microsoft.com/office/word/2018/wordml" xmlns:w16sdtdh="http://schemas.microsoft.com/office/word/2020/wordml/sdtdatahash" xmlns:w16se="http://schemas.microsoft.com/office/word/2015/wordml/symex" xmlns:wpg="http://schemas.microsoft.com/office/word/2010/wordprocessingGroup" xmlns:wpi="http://schemas.microsoft.com/office/word/2010/wordprocessingInk" xmlns:wne="http://schemas.microsoft.com/office/word/2006/wordml" xmlns:wps="http://schemas.microsoft.com/office/word/2010/wordprocessingShape" mc:Ignorable="w14 w15 w16se w16cid w16 w16cex w16sdtdh wp14">
   <w:endnote w:type="separator" w:id="-1">
     <w:p>
       <w:pPr>
@@ -1428,17 +1419,7 @@
 </file>
 
 <file path=word/footer1.xml><?xml version="1.0" encoding="utf-8"?>
-<w:ftr xmlns:wpc="http://schemas.microsoft.com/office/word/2010/wordprocessingCanvas" xmlns:cx="http://schemas.microsoft.com/office/drawing/2014/chartex" xmlns:cx1="http://schemas.microsoft.com/office/drawing/2015/9/8/chartex" xmlns:cx2="http://schemas.microsoft.com/office/drawing/2015/10/21/chartex" xmlns:cx3="http://schemas.microsoft.com/office/drawing/2016/5/9/chartex" xmlns:cx4="http://schemas.microsoft.com/office/drawing/2016/5/10/chartex" xmlns:cx5="http://schemas.microsoft.com/office/drawing/2016/5/11/chartex" xmlns:cx6="http://schemas.microsoft.com/office/drawing/2016/5/12/chartex" xmlns:cx7="http://schemas.microsoft.com/office/drawing/2016/5/13/chartex" xmlns:cx8="http://schemas.microsoft.com/office/drawing/2016/5/14/chartex" xmlns:mc="http://schemas.openxmlformats.org/markup-compatibility/2006" xmlns:aink="http://schemas.microsoft.com/office/drawing/2016/ink" xmlns:am3d="http://schemas.microsoft.com/office/drawing/2017/model3d" xmlns:o="urn:schemas-microsoft-com:office:office" xmlns:r="http://schemas.openxmlformats.org/officeDocument/2006/relationships" xmlns:m="http://schemas.openxmlformats.org/officeDocument/2006/math" xmlns:v="urn:schemas-microsoft-com:vml" xmlns:wp14="http://schemas.microsoft.com/office/word/2010/wordprocessingDrawing" xmlns:wp="http://schemas.openxmlformats.org/drawingml/2006/wordprocessingDrawing" xmlns:w10="urn:schemas-microsoft-com:office:word" xmlns:w="http://schemas.openxmlformats.org/wordprocessingml/2006/main" xmlns:w14="http://schemas.microsoft.com/office/word/2010/wordml" xmlns:w15="http://schemas.microsoft.com/office/word/2012/wordml" xmlns:w16cid="http://schemas.microsoft.com/office/word/2016/wordml/cid" xmlns:w16se="http://schemas.microsoft.com/office/word/2015/wordml/symex" xmlns:wpg="http://schemas.microsoft.com/office/word/2010/wordprocessingGroup" xmlns:wpi="http://schemas.microsoft.com/office/word/2010/wordprocessingInk" xmlns:wne="http://schemas.microsoft.com/office/word/2006/wordml" xmlns:wps="http://schemas.microsoft.com/office/word/2010/wordprocessingShape" mc:Ignorable="w14 w15 w16se w16cid wp14">
-  <w:p>
-    <w:pPr>
-      <w:pStyle w:val="Piedepgina"/>
-    </w:pPr>
-  </w:p>
-</w:ftr>
-</file>
-
-<file path=word/footer2.xml><?xml version="1.0" encoding="utf-8"?>
-<w:ftr xmlns:wpc="http://schemas.microsoft.com/office/word/2010/wordprocessingCanvas" xmlns:cx="http://schemas.microsoft.com/office/drawing/2014/chartex" xmlns:cx1="http://schemas.microsoft.com/office/drawing/2015/9/8/chartex" xmlns:cx2="http://schemas.microsoft.com/office/drawing/2015/10/21/chartex" xmlns:cx3="http://schemas.microsoft.com/office/drawing/2016/5/9/chartex" xmlns:cx4="http://schemas.microsoft.com/office/drawing/2016/5/10/chartex" xmlns:cx5="http://schemas.microsoft.com/office/drawing/2016/5/11/chartex" xmlns:cx6="http://schemas.microsoft.com/office/drawing/2016/5/12/chartex" xmlns:cx7="http://schemas.microsoft.com/office/drawing/2016/5/13/chartex" xmlns:cx8="http://schemas.microsoft.com/office/drawing/2016/5/14/chartex" xmlns:mc="http://schemas.openxmlformats.org/markup-compatibility/2006" xmlns:aink="http://schemas.microsoft.com/office/drawing/2016/ink" xmlns:am3d="http://schemas.microsoft.com/office/drawing/2017/model3d" xmlns:o="urn:schemas-microsoft-com:office:office" xmlns:r="http://schemas.openxmlformats.org/officeDocument/2006/relationships" xmlns:m="http://schemas.openxmlformats.org/officeDocument/2006/math" xmlns:v="urn:schemas-microsoft-com:vml" xmlns:wp14="http://schemas.microsoft.com/office/word/2010/wordprocessingDrawing" xmlns:wp="http://schemas.openxmlformats.org/drawingml/2006/wordprocessingDrawing" xmlns:w10="urn:schemas-microsoft-com:office:word" xmlns:w="http://schemas.openxmlformats.org/wordprocessingml/2006/main" xmlns:w14="http://schemas.microsoft.com/office/word/2010/wordml" xmlns:w15="http://schemas.microsoft.com/office/word/2012/wordml" xmlns:w16cid="http://schemas.microsoft.com/office/word/2016/wordml/cid" xmlns:w16se="http://schemas.microsoft.com/office/word/2015/wordml/symex" xmlns:wpg="http://schemas.microsoft.com/office/word/2010/wordprocessingGroup" xmlns:wpi="http://schemas.microsoft.com/office/word/2010/wordprocessingInk" xmlns:wne="http://schemas.microsoft.com/office/word/2006/wordml" xmlns:wps="http://schemas.microsoft.com/office/word/2010/wordprocessingShape" mc:Ignorable="w14 w15 w16se w16cid wp14">
+<w:ftr xmlns:wpc="http://schemas.microsoft.com/office/word/2010/wordprocessingCanvas" xmlns:cx="http://schemas.microsoft.com/office/drawing/2014/chartex" xmlns:cx1="http://schemas.microsoft.com/office/drawing/2015/9/8/chartex" xmlns:cx2="http://schemas.microsoft.com/office/drawing/2015/10/21/chartex" xmlns:cx3="http://schemas.microsoft.com/office/drawing/2016/5/9/chartex" xmlns:cx4="http://schemas.microsoft.com/office/drawing/2016/5/10/chartex" xmlns:cx5="http://schemas.microsoft.com/office/drawing/2016/5/11/chartex" xmlns:cx6="http://schemas.microsoft.com/office/drawing/2016/5/12/chartex" xmlns:cx7="http://schemas.microsoft.com/office/drawing/2016/5/13/chartex" xmlns:cx8="http://schemas.microsoft.com/office/drawing/2016/5/14/chartex" xmlns:mc="http://schemas.openxmlformats.org/markup-compatibility/2006" xmlns:aink="http://schemas.microsoft.com/office/drawing/2016/ink" xmlns:am3d="http://schemas.microsoft.com/office/drawing/2017/model3d" xmlns:o="urn:schemas-microsoft-com:office:office" xmlns:oel="http://schemas.microsoft.com/office/2019/extlst" xmlns:r="http://schemas.openxmlformats.org/officeDocument/2006/relationships" xmlns:m="http://schemas.openxmlformats.org/officeDocument/2006/math" xmlns:v="urn:schemas-microsoft-com:vml" xmlns:wp14="http://schemas.microsoft.com/office/word/2010/wordprocessingDrawing" xmlns:wp="http://schemas.openxmlformats.org/drawingml/2006/wordprocessingDrawing" xmlns:w10="urn:schemas-microsoft-com:office:word" xmlns:w="http://schemas.openxmlformats.org/wordprocessingml/2006/main" xmlns:w14="http://schemas.microsoft.com/office/word/2010/wordml" xmlns:w15="http://schemas.microsoft.com/office/word/2012/wordml" xmlns:w16cex="http://schemas.microsoft.com/office/word/2018/wordml/cex" xmlns:w16cid="http://schemas.microsoft.com/office/word/2016/wordml/cid" xmlns:w16="http://schemas.microsoft.com/office/word/2018/wordml" xmlns:w16sdtdh="http://schemas.microsoft.com/office/word/2020/wordml/sdtdatahash" xmlns:w16se="http://schemas.microsoft.com/office/word/2015/wordml/symex" xmlns:wpg="http://schemas.microsoft.com/office/word/2010/wordprocessingGroup" xmlns:wpi="http://schemas.microsoft.com/office/word/2010/wordprocessingInk" xmlns:wne="http://schemas.microsoft.com/office/word/2006/wordml" xmlns:wps="http://schemas.microsoft.com/office/word/2010/wordprocessingShape" mc:Ignorable="w14 w15 w16se w16cid w16 w16cex w16sdtdh wp14">
   <w:p>
     <w:pPr>
       <w:pStyle w:val="Piedepgina"/>
@@ -1462,8 +1443,8 @@
 </w:ftr>
 </file>
 
-<file path=word/footer3.xml><?xml version="1.0" encoding="utf-8"?>
-<w:ftr xmlns:wpc="http://schemas.microsoft.com/office/word/2010/wordprocessingCanvas" xmlns:cx="http://schemas.microsoft.com/office/drawing/2014/chartex" xmlns:cx1="http://schemas.microsoft.com/office/drawing/2015/9/8/chartex" xmlns:cx2="http://schemas.microsoft.com/office/drawing/2015/10/21/chartex" xmlns:cx3="http://schemas.microsoft.com/office/drawing/2016/5/9/chartex" xmlns:cx4="http://schemas.microsoft.com/office/drawing/2016/5/10/chartex" xmlns:cx5="http://schemas.microsoft.com/office/drawing/2016/5/11/chartex" xmlns:cx6="http://schemas.microsoft.com/office/drawing/2016/5/12/chartex" xmlns:cx7="http://schemas.microsoft.com/office/drawing/2016/5/13/chartex" xmlns:cx8="http://schemas.microsoft.com/office/drawing/2016/5/14/chartex" xmlns:mc="http://schemas.openxmlformats.org/markup-compatibility/2006" xmlns:aink="http://schemas.microsoft.com/office/drawing/2016/ink" xmlns:am3d="http://schemas.microsoft.com/office/drawing/2017/model3d" xmlns:o="urn:schemas-microsoft-com:office:office" xmlns:r="http://schemas.openxmlformats.org/officeDocument/2006/relationships" xmlns:m="http://schemas.openxmlformats.org/officeDocument/2006/math" xmlns:v="urn:schemas-microsoft-com:vml" xmlns:wp14="http://schemas.microsoft.com/office/word/2010/wordprocessingDrawing" xmlns:wp="http://schemas.openxmlformats.org/drawingml/2006/wordprocessingDrawing" xmlns:w10="urn:schemas-microsoft-com:office:word" xmlns:w="http://schemas.openxmlformats.org/wordprocessingml/2006/main" xmlns:w14="http://schemas.microsoft.com/office/word/2010/wordml" xmlns:w15="http://schemas.microsoft.com/office/word/2012/wordml" xmlns:w16cid="http://schemas.microsoft.com/office/word/2016/wordml/cid" xmlns:w16se="http://schemas.microsoft.com/office/word/2015/wordml/symex" xmlns:wpg="http://schemas.microsoft.com/office/word/2010/wordprocessingGroup" xmlns:wpi="http://schemas.microsoft.com/office/word/2010/wordprocessingInk" xmlns:wne="http://schemas.microsoft.com/office/word/2006/wordml" xmlns:wps="http://schemas.microsoft.com/office/word/2010/wordprocessingShape" mc:Ignorable="w14 w15 w16se w16cid wp14">
+<file path=word/footer2.xml><?xml version="1.0" encoding="utf-8"?>
+<w:ftr xmlns:wpc="http://schemas.microsoft.com/office/word/2010/wordprocessingCanvas" xmlns:cx="http://schemas.microsoft.com/office/drawing/2014/chartex" xmlns:cx1="http://schemas.microsoft.com/office/drawing/2015/9/8/chartex" xmlns:cx2="http://schemas.microsoft.com/office/drawing/2015/10/21/chartex" xmlns:cx3="http://schemas.microsoft.com/office/drawing/2016/5/9/chartex" xmlns:cx4="http://schemas.microsoft.com/office/drawing/2016/5/10/chartex" xmlns:cx5="http://schemas.microsoft.com/office/drawing/2016/5/11/chartex" xmlns:cx6="http://schemas.microsoft.com/office/drawing/2016/5/12/chartex" xmlns:cx7="http://schemas.microsoft.com/office/drawing/2016/5/13/chartex" xmlns:cx8="http://schemas.microsoft.com/office/drawing/2016/5/14/chartex" xmlns:mc="http://schemas.openxmlformats.org/markup-compatibility/2006" xmlns:aink="http://schemas.microsoft.com/office/drawing/2016/ink" xmlns:am3d="http://schemas.microsoft.com/office/drawing/2017/model3d" xmlns:o="urn:schemas-microsoft-com:office:office" xmlns:oel="http://schemas.microsoft.com/office/2019/extlst" xmlns:r="http://schemas.openxmlformats.org/officeDocument/2006/relationships" xmlns:m="http://schemas.openxmlformats.org/officeDocument/2006/math" xmlns:v="urn:schemas-microsoft-com:vml" xmlns:wp14="http://schemas.microsoft.com/office/word/2010/wordprocessingDrawing" xmlns:wp="http://schemas.openxmlformats.org/drawingml/2006/wordprocessingDrawing" xmlns:w10="urn:schemas-microsoft-com:office:word" xmlns:w="http://schemas.openxmlformats.org/wordprocessingml/2006/main" xmlns:w14="http://schemas.microsoft.com/office/word/2010/wordml" xmlns:w15="http://schemas.microsoft.com/office/word/2012/wordml" xmlns:w16cex="http://schemas.microsoft.com/office/word/2018/wordml/cex" xmlns:w16cid="http://schemas.microsoft.com/office/word/2016/wordml/cid" xmlns:w16="http://schemas.microsoft.com/office/word/2018/wordml" xmlns:w16sdtdh="http://schemas.microsoft.com/office/word/2020/wordml/sdtdatahash" xmlns:w16se="http://schemas.microsoft.com/office/word/2015/wordml/symex" xmlns:wpg="http://schemas.microsoft.com/office/word/2010/wordprocessingGroup" xmlns:wpi="http://schemas.microsoft.com/office/word/2010/wordprocessingInk" xmlns:wne="http://schemas.microsoft.com/office/word/2006/wordml" xmlns:wps="http://schemas.microsoft.com/office/word/2010/wordprocessingShape" mc:Ignorable="w14 w15 w16se w16cid w16 w16cex w16sdtdh wp14">
   <w:p>
     <w:pPr>
       <w:pStyle w:val="Encabezado"/>
@@ -1506,17 +1487,18 @@
 </w:ftr>
 </file>
 
-<file path=word/footer4.xml><?xml version="1.0" encoding="utf-8"?>
-<w:ftr xmlns:wpc="http://schemas.microsoft.com/office/word/2010/wordprocessingCanvas" xmlns:cx="http://schemas.microsoft.com/office/drawing/2014/chartex" xmlns:cx1="http://schemas.microsoft.com/office/drawing/2015/9/8/chartex" xmlns:cx2="http://schemas.microsoft.com/office/drawing/2015/10/21/chartex" xmlns:cx3="http://schemas.microsoft.com/office/drawing/2016/5/9/chartex" xmlns:cx4="http://schemas.microsoft.com/office/drawing/2016/5/10/chartex" xmlns:cx5="http://schemas.microsoft.com/office/drawing/2016/5/11/chartex" xmlns:cx6="http://schemas.microsoft.com/office/drawing/2016/5/12/chartex" xmlns:cx7="http://schemas.microsoft.com/office/drawing/2016/5/13/chartex" xmlns:cx8="http://schemas.microsoft.com/office/drawing/2016/5/14/chartex" xmlns:mc="http://schemas.openxmlformats.org/markup-compatibility/2006" xmlns:aink="http://schemas.microsoft.com/office/drawing/2016/ink" xmlns:am3d="http://schemas.microsoft.com/office/drawing/2017/model3d" xmlns:o="urn:schemas-microsoft-com:office:office" xmlns:r="http://schemas.openxmlformats.org/officeDocument/2006/relationships" xmlns:m="http://schemas.openxmlformats.org/officeDocument/2006/math" xmlns:v="urn:schemas-microsoft-com:vml" xmlns:wp14="http://schemas.microsoft.com/office/word/2010/wordprocessingDrawing" xmlns:wp="http://schemas.openxmlformats.org/drawingml/2006/wordprocessingDrawing" xmlns:w10="urn:schemas-microsoft-com:office:word" xmlns:w="http://schemas.openxmlformats.org/wordprocessingml/2006/main" xmlns:w14="http://schemas.microsoft.com/office/word/2010/wordml" xmlns:w15="http://schemas.microsoft.com/office/word/2012/wordml" xmlns:w16cid="http://schemas.microsoft.com/office/word/2016/wordml/cid" xmlns:w16se="http://schemas.microsoft.com/office/word/2015/wordml/symex" xmlns:wpg="http://schemas.microsoft.com/office/word/2010/wordprocessingGroup" xmlns:wpi="http://schemas.microsoft.com/office/word/2010/wordprocessingInk" xmlns:wne="http://schemas.microsoft.com/office/word/2006/wordml" xmlns:wps="http://schemas.microsoft.com/office/word/2010/wordprocessingShape" mc:Ignorable="w14 w15 w16se w16cid wp14">
+<file path=word/footer3.xml><?xml version="1.0" encoding="utf-8"?>
+<w:ftr xmlns:wpc="http://schemas.microsoft.com/office/word/2010/wordprocessingCanvas" xmlns:cx="http://schemas.microsoft.com/office/drawing/2014/chartex" xmlns:cx1="http://schemas.microsoft.com/office/drawing/2015/9/8/chartex" xmlns:cx2="http://schemas.microsoft.com/office/drawing/2015/10/21/chartex" xmlns:cx3="http://schemas.microsoft.com/office/drawing/2016/5/9/chartex" xmlns:cx4="http://schemas.microsoft.com/office/drawing/2016/5/10/chartex" xmlns:cx5="http://schemas.microsoft.com/office/drawing/2016/5/11/chartex" xmlns:cx6="http://schemas.microsoft.com/office/drawing/2016/5/12/chartex" xmlns:cx7="http://schemas.microsoft.com/office/drawing/2016/5/13/chartex" xmlns:cx8="http://schemas.microsoft.com/office/drawing/2016/5/14/chartex" xmlns:mc="http://schemas.openxmlformats.org/markup-compatibility/2006" xmlns:aink="http://schemas.microsoft.com/office/drawing/2016/ink" xmlns:am3d="http://schemas.microsoft.com/office/drawing/2017/model3d" xmlns:o="urn:schemas-microsoft-com:office:office" xmlns:oel="http://schemas.microsoft.com/office/2019/extlst" xmlns:r="http://schemas.openxmlformats.org/officeDocument/2006/relationships" xmlns:m="http://schemas.openxmlformats.org/officeDocument/2006/math" xmlns:v="urn:schemas-microsoft-com:vml" xmlns:wp14="http://schemas.microsoft.com/office/word/2010/wordprocessingDrawing" xmlns:wp="http://schemas.openxmlformats.org/drawingml/2006/wordprocessingDrawing" xmlns:w10="urn:schemas-microsoft-com:office:word" xmlns:w="http://schemas.openxmlformats.org/wordprocessingml/2006/main" xmlns:w14="http://schemas.microsoft.com/office/word/2010/wordml" xmlns:w15="http://schemas.microsoft.com/office/word/2012/wordml" xmlns:w16cex="http://schemas.microsoft.com/office/word/2018/wordml/cex" xmlns:w16cid="http://schemas.microsoft.com/office/word/2016/wordml/cid" xmlns:w16="http://schemas.microsoft.com/office/word/2018/wordml" xmlns:w16sdtdh="http://schemas.microsoft.com/office/word/2020/wordml/sdtdatahash" xmlns:w16se="http://schemas.microsoft.com/office/word/2015/wordml/symex" xmlns:wpg="http://schemas.microsoft.com/office/word/2010/wordprocessingGroup" xmlns:wpi="http://schemas.microsoft.com/office/word/2010/wordprocessingInk" xmlns:wne="http://schemas.microsoft.com/office/word/2006/wordml" xmlns:wps="http://schemas.microsoft.com/office/word/2010/wordprocessingShape" mc:Ignorable="w14 w15 w16se w16cid w16 w16cex w16sdtdh wp14">
   <w:p>
     <w:pPr>
       <w:pStyle w:val="Piedepgina"/>
+      <w:shd w:val="clear" w:color="auto" w:fill="4472C4" w:themeFill="accent1"/>
       <w:jc w:val="center"/>
       <w:rPr>
         <w:rFonts w:ascii="Times New Roman" w:hAnsi="Times New Roman" w:cs="Times New Roman"/>
         <w:b/>
         <w:caps/>
-        <w:color w:val="FFFFFF" w:themeColor="background1"/>
+        <w:color w:val="000000" w:themeColor="text1"/>
         <w:sz w:val="24"/>
       </w:rPr>
     </w:pPr>
@@ -1524,85 +1506,8 @@
       <w:rPr>
         <w:rFonts w:ascii="Times New Roman" w:hAnsi="Times New Roman" w:cs="Times New Roman"/>
         <w:b/>
-        <w:noProof/>
-        <w:color w:val="FFFFFF" w:themeColor="background1"/>
-        <w:sz w:val="24"/>
-      </w:rPr>
-      <mc:AlternateContent>
-        <mc:Choice Requires="wps">
-          <w:drawing>
-            <wp:anchor distT="0" distB="0" distL="114300" distR="114300" simplePos="0" relativeHeight="251658239" behindDoc="1" locked="0" layoutInCell="1" allowOverlap="1" wp14:anchorId="43836C79" wp14:editId="23E53F11">
-              <wp:simplePos x="0" y="0"/>
-              <wp:positionH relativeFrom="page">
-                <wp:align>left</wp:align>
-              </wp:positionH>
-              <wp:positionV relativeFrom="paragraph">
-                <wp:posOffset>-122279</wp:posOffset>
-              </wp:positionV>
-              <wp:extent cx="7549978" cy="1000502"/>
-              <wp:effectExtent l="0" t="0" r="13335" b="28575"/>
-              <wp:wrapNone/>
-              <wp:docPr id="5" name="Rectángulo 5"/>
-              <wp:cNvGraphicFramePr/>
-              <a:graphic xmlns:a="http://schemas.openxmlformats.org/drawingml/2006/main">
-                <a:graphicData uri="http://schemas.microsoft.com/office/word/2010/wordprocessingShape">
-                  <wps:wsp>
-                    <wps:cNvSpPr/>
-                    <wps:spPr>
-                      <a:xfrm>
-                        <a:off x="0" y="0"/>
-                        <a:ext cx="7549978" cy="1000502"/>
-                      </a:xfrm>
-                      <a:prstGeom prst="rect">
-                        <a:avLst/>
-                      </a:prstGeom>
-                    </wps:spPr>
-                    <wps:style>
-                      <a:lnRef idx="2">
-                        <a:schemeClr val="accent5">
-                          <a:shade val="50000"/>
-                        </a:schemeClr>
-                      </a:lnRef>
-                      <a:fillRef idx="1">
-                        <a:schemeClr val="accent5"/>
-                      </a:fillRef>
-                      <a:effectRef idx="0">
-                        <a:schemeClr val="accent5"/>
-                      </a:effectRef>
-                      <a:fontRef idx="minor">
-                        <a:schemeClr val="lt1"/>
-                      </a:fontRef>
-                    </wps:style>
-                    <wps:bodyPr rot="0" spcFirstLastPara="0" vertOverflow="overflow" horzOverflow="overflow" vert="horz" wrap="square" lIns="91440" tIns="45720" rIns="91440" bIns="45720" numCol="1" spcCol="0" rtlCol="0" fromWordArt="0" anchor="ctr" anchorCtr="0" forceAA="0" compatLnSpc="1">
-                      <a:prstTxWarp prst="textNoShape">
-                        <a:avLst/>
-                      </a:prstTxWarp>
-                      <a:noAutofit/>
-                    </wps:bodyPr>
-                  </wps:wsp>
-                </a:graphicData>
-              </a:graphic>
-              <wp14:sizeRelV relativeFrom="margin">
-                <wp14:pctHeight>0</wp14:pctHeight>
-              </wp14:sizeRelV>
-            </wp:anchor>
-          </w:drawing>
-        </mc:Choice>
-        <mc:Fallback>
-          <w:pict>
-            <v:rect w14:anchorId="2A18847D" id="Rectángulo 5" o:spid="_x0000_s1026" style="position:absolute;margin-left:0;margin-top:-9.65pt;width:594.5pt;height:78.8pt;z-index:-251658241;visibility:visible;mso-wrap-style:square;mso-height-percent:0;mso-wrap-distance-left:9pt;mso-wrap-distance-top:0;mso-wrap-distance-right:9pt;mso-wrap-distance-bottom:0;mso-position-horizontal:left;mso-position-horizontal-relative:page;mso-position-vertical:absolute;mso-position-vertical-relative:text;mso-height-percent:0;mso-height-relative:margin;v-text-anchor:middle" o:gfxdata="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" fillcolor="#5b9bd5 [3208]" strokecolor="#1f4d78 [1608]" strokeweight="1pt">
-              <w10:wrap anchorx="page"/>
-            </v:rect>
-          </w:pict>
-        </mc:Fallback>
-      </mc:AlternateContent>
-    </w:r>
-    <w:r>
-      <w:rPr>
-        <w:rFonts w:ascii="Times New Roman" w:hAnsi="Times New Roman" w:cs="Times New Roman"/>
-        <w:b/>
         <w:caps/>
-        <w:color w:val="FFFFFF" w:themeColor="background1"/>
+        <w:color w:val="000000" w:themeColor="text1"/>
         <w:sz w:val="24"/>
       </w:rPr>
       <w:fldChar w:fldCharType="begin"/>
@@ -1612,7 +1517,7 @@
         <w:rFonts w:ascii="Times New Roman" w:hAnsi="Times New Roman" w:cs="Times New Roman"/>
         <w:b/>
         <w:caps/>
-        <w:color w:val="FFFFFF" w:themeColor="background1"/>
+        <w:color w:val="000000" w:themeColor="text1"/>
         <w:sz w:val="24"/>
       </w:rPr>
       <w:instrText>PAGE   \* MERGEFORMAT</w:instrText>
@@ -1622,7 +1527,7 @@
         <w:rFonts w:ascii="Times New Roman" w:hAnsi="Times New Roman" w:cs="Times New Roman"/>
         <w:b/>
         <w:caps/>
-        <w:color w:val="FFFFFF" w:themeColor="background1"/>
+        <w:color w:val="000000" w:themeColor="text1"/>
         <w:sz w:val="24"/>
       </w:rPr>
       <w:fldChar w:fldCharType="separate"/>
@@ -1632,7 +1537,7 @@
         <w:rFonts w:ascii="Times New Roman" w:hAnsi="Times New Roman" w:cs="Times New Roman"/>
         <w:b/>
         <w:caps/>
-        <w:color w:val="FFFFFF" w:themeColor="background1"/>
+        <w:color w:val="000000" w:themeColor="text1"/>
         <w:sz w:val="24"/>
       </w:rPr>
       <w:t>2</w:t>
@@ -1642,27 +1547,17 @@
         <w:rFonts w:ascii="Times New Roman" w:hAnsi="Times New Roman" w:cs="Times New Roman"/>
         <w:b/>
         <w:caps/>
-        <w:color w:val="FFFFFF" w:themeColor="background1"/>
+        <w:color w:val="000000" w:themeColor="text1"/>
         <w:sz w:val="24"/>
       </w:rPr>
       <w:fldChar w:fldCharType="end"/>
     </w:r>
   </w:p>
-  <w:p>
-    <w:pPr>
-      <w:pStyle w:val="Piedepgina"/>
-      <w:tabs>
-        <w:tab w:val="clear" w:pos="4252"/>
-        <w:tab w:val="clear" w:pos="8504"/>
-        <w:tab w:val="left" w:pos="3581"/>
-      </w:tabs>
-    </w:pPr>
-  </w:p>
 </w:ftr>
 </file>
 
 <file path=word/footnotes.xml><?xml version="1.0" encoding="utf-8"?>
-<w:footnotes xmlns:wpc="http://schemas.microsoft.com/office/word/2010/wordprocessingCanvas" xmlns:cx="http://schemas.microsoft.com/office/drawing/2014/chartex" xmlns:cx1="http://schemas.microsoft.com/office/drawing/2015/9/8/chartex" xmlns:cx2="http://schemas.microsoft.com/office/drawing/2015/10/21/chartex" xmlns:cx3="http://schemas.microsoft.com/office/drawing/2016/5/9/chartex" xmlns:cx4="http://schemas.microsoft.com/office/drawing/2016/5/10/chartex" xmlns:cx5="http://schemas.microsoft.com/office/drawing/2016/5/11/chartex" xmlns:cx6="http://schemas.microsoft.com/office/drawing/2016/5/12/chartex" xmlns:cx7="http://schemas.microsoft.com/office/drawing/2016/5/13/chartex" xmlns:cx8="http://schemas.microsoft.com/office/drawing/2016/5/14/chartex" xmlns:mc="http://schemas.openxmlformats.org/markup-compatibility/2006" xmlns:aink="http://schemas.microsoft.com/office/drawing/2016/ink" xmlns:am3d="http://schemas.microsoft.com/office/drawing/2017/model3d" xmlns:o="urn:schemas-microsoft-com:office:office" xmlns:r="http://schemas.openxmlformats.org/officeDocument/2006/relationships" xmlns:m="http://schemas.openxmlformats.org/officeDocument/2006/math" xmlns:v="urn:schemas-microsoft-com:vml" xmlns:wp14="http://schemas.microsoft.com/office/word/2010/wordprocessingDrawing" xmlns:wp="http://schemas.openxmlformats.org/drawingml/2006/wordprocessingDrawing" xmlns:w10="urn:schemas-microsoft-com:office:word" xmlns:w="http://schemas.openxmlformats.org/wordprocessingml/2006/main" xmlns:w14="http://schemas.microsoft.com/office/word/2010/wordml" xmlns:w15="http://schemas.microsoft.com/office/word/2012/wordml" xmlns:w16cid="http://schemas.microsoft.com/office/word/2016/wordml/cid" xmlns:w16se="http://schemas.microsoft.com/office/word/2015/wordml/symex" xmlns:wpg="http://schemas.microsoft.com/office/word/2010/wordprocessingGroup" xmlns:wpi="http://schemas.microsoft.com/office/word/2010/wordprocessingInk" xmlns:wne="http://schemas.microsoft.com/office/word/2006/wordml" xmlns:wps="http://schemas.microsoft.com/office/word/2010/wordprocessingShape" mc:Ignorable="w14 w15 w16se w16cid wp14">
+<w:footnotes xmlns:wpc="http://schemas.microsoft.com/office/word/2010/wordprocessingCanvas" xmlns:cx="http://schemas.microsoft.com/office/drawing/2014/chartex" xmlns:cx1="http://schemas.microsoft.com/office/drawing/2015/9/8/chartex" xmlns:cx2="http://schemas.microsoft.com/office/drawing/2015/10/21/chartex" xmlns:cx3="http://schemas.microsoft.com/office/drawing/2016/5/9/chartex" xmlns:cx4="http://schemas.microsoft.com/office/drawing/2016/5/10/chartex" xmlns:cx5="http://schemas.microsoft.com/office/drawing/2016/5/11/chartex" xmlns:cx6="http://schemas.microsoft.com/office/drawing/2016/5/12/chartex" xmlns:cx7="http://schemas.microsoft.com/office/drawing/2016/5/13/chartex" xmlns:cx8="http://schemas.microsoft.com/office/drawing/2016/5/14/chartex" xmlns:mc="http://schemas.openxmlformats.org/markup-compatibility/2006" xmlns:aink="http://schemas.microsoft.com/office/drawing/2016/ink" xmlns:am3d="http://schemas.microsoft.com/office/drawing/2017/model3d" xmlns:o="urn:schemas-microsoft-com:office:office" xmlns:oel="http://schemas.microsoft.com/office/2019/extlst" xmlns:r="http://schemas.openxmlformats.org/officeDocument/2006/relationships" xmlns:m="http://schemas.openxmlformats.org/officeDocument/2006/math" xmlns:v="urn:schemas-microsoft-com:vml" xmlns:wp14="http://schemas.microsoft.com/office/word/2010/wordprocessingDrawing" xmlns:wp="http://schemas.openxmlformats.org/drawingml/2006/wordprocessingDrawing" xmlns:w10="urn:schemas-microsoft-com:office:word" xmlns:w="http://schemas.openxmlformats.org/wordprocessingml/2006/main" xmlns:w14="http://schemas.microsoft.com/office/word/2010/wordml" xmlns:w15="http://schemas.microsoft.com/office/word/2012/wordml" xmlns:w16cex="http://schemas.microsoft.com/office/word/2018/wordml/cex" xmlns:w16cid="http://schemas.microsoft.com/office/word/2016/wordml/cid" xmlns:w16="http://schemas.microsoft.com/office/word/2018/wordml" xmlns:w16sdtdh="http://schemas.microsoft.com/office/word/2020/wordml/sdtdatahash" xmlns:w16se="http://schemas.microsoft.com/office/word/2015/wordml/symex" xmlns:wpg="http://schemas.microsoft.com/office/word/2010/wordprocessingGroup" xmlns:wpi="http://schemas.microsoft.com/office/word/2010/wordprocessingInk" xmlns:wne="http://schemas.microsoft.com/office/word/2006/wordml" xmlns:wps="http://schemas.microsoft.com/office/word/2010/wordprocessingShape" mc:Ignorable="w14 w15 w16se w16cid w16 w16cex w16sdtdh wp14">
   <w:footnote w:type="separator" w:id="-1">
     <w:p>
       <w:pPr>
@@ -1687,27 +1582,7 @@
 </file>
 
 <file path=word/header1.xml><?xml version="1.0" encoding="utf-8"?>
-<w:hdr xmlns:wpc="http://schemas.microsoft.com/office/word/2010/wordprocessingCanvas" xmlns:cx="http://schemas.microsoft.com/office/drawing/2014/chartex" xmlns:cx1="http://schemas.microsoft.com/office/drawing/2015/9/8/chartex" xmlns:cx2="http://schemas.microsoft.com/office/drawing/2015/10/21/chartex" xmlns:cx3="http://schemas.microsoft.com/office/drawing/2016/5/9/chartex" xmlns:cx4="http://schemas.microsoft.com/office/drawing/2016/5/10/chartex" xmlns:cx5="http://schemas.microsoft.com/office/drawing/2016/5/11/chartex" xmlns:cx6="http://schemas.microsoft.com/office/drawing/2016/5/12/chartex" xmlns:cx7="http://schemas.microsoft.com/office/drawing/2016/5/13/chartex" xmlns:cx8="http://schemas.microsoft.com/office/drawing/2016/5/14/chartex" xmlns:mc="http://schemas.openxmlformats.org/markup-compatibility/2006" xmlns:aink="http://schemas.microsoft.com/office/drawing/2016/ink" xmlns:am3d="http://schemas.microsoft.com/office/drawing/2017/model3d" xmlns:o="urn:schemas-microsoft-com:office:office" xmlns:r="http://schemas.openxmlformats.org/officeDocument/2006/relationships" xmlns:m="http://schemas.openxmlformats.org/officeDocument/2006/math" xmlns:v="urn:schemas-microsoft-com:vml" xmlns:wp14="http://schemas.microsoft.com/office/word/2010/wordprocessingDrawing" xmlns:wp="http://schemas.openxmlformats.org/drawingml/2006/wordprocessingDrawing" xmlns:w10="urn:schemas-microsoft-com:office:word" xmlns:w="http://schemas.openxmlformats.org/wordprocessingml/2006/main" xmlns:w14="http://schemas.microsoft.com/office/word/2010/wordml" xmlns:w15="http://schemas.microsoft.com/office/word/2012/wordml" xmlns:w16cid="http://schemas.microsoft.com/office/word/2016/wordml/cid" xmlns:w16se="http://schemas.microsoft.com/office/word/2015/wordml/symex" xmlns:wpg="http://schemas.microsoft.com/office/word/2010/wordprocessingGroup" xmlns:wpi="http://schemas.microsoft.com/office/word/2010/wordprocessingInk" xmlns:wne="http://schemas.microsoft.com/office/word/2006/wordml" xmlns:wps="http://schemas.microsoft.com/office/word/2010/wordprocessingShape" mc:Ignorable="w14 w15 w16se w16cid wp14">
-  <w:p>
-    <w:pPr>
-      <w:pStyle w:val="Encabezado"/>
-    </w:pPr>
-  </w:p>
-</w:hdr>
-</file>
-
-<file path=word/header2.xml><?xml version="1.0" encoding="utf-8"?>
-<w:hdr xmlns:wpc="http://schemas.microsoft.com/office/word/2010/wordprocessingCanvas" xmlns:cx="http://schemas.microsoft.com/office/drawing/2014/chartex" xmlns:cx1="http://schemas.microsoft.com/office/drawing/2015/9/8/chartex" xmlns:cx2="http://schemas.microsoft.com/office/drawing/2015/10/21/chartex" xmlns:cx3="http://schemas.microsoft.com/office/drawing/2016/5/9/chartex" xmlns:cx4="http://schemas.microsoft.com/office/drawing/2016/5/10/chartex" xmlns:cx5="http://schemas.microsoft.com/office/drawing/2016/5/11/chartex" xmlns:cx6="http://schemas.microsoft.com/office/drawing/2016/5/12/chartex" xmlns:cx7="http://schemas.microsoft.com/office/drawing/2016/5/13/chartex" xmlns:cx8="http://schemas.microsoft.com/office/drawing/2016/5/14/chartex" xmlns:mc="http://schemas.openxmlformats.org/markup-compatibility/2006" xmlns:aink="http://schemas.microsoft.com/office/drawing/2016/ink" xmlns:am3d="http://schemas.microsoft.com/office/drawing/2017/model3d" xmlns:o="urn:schemas-microsoft-com:office:office" xmlns:r="http://schemas.openxmlformats.org/officeDocument/2006/relationships" xmlns:m="http://schemas.openxmlformats.org/officeDocument/2006/math" xmlns:v="urn:schemas-microsoft-com:vml" xmlns:wp14="http://schemas.microsoft.com/office/word/2010/wordprocessingDrawing" xmlns:wp="http://schemas.openxmlformats.org/drawingml/2006/wordprocessingDrawing" xmlns:w10="urn:schemas-microsoft-com:office:word" xmlns:w="http://schemas.openxmlformats.org/wordprocessingml/2006/main" xmlns:w14="http://schemas.microsoft.com/office/word/2010/wordml" xmlns:w15="http://schemas.microsoft.com/office/word/2012/wordml" xmlns:w16cid="http://schemas.microsoft.com/office/word/2016/wordml/cid" xmlns:w16se="http://schemas.microsoft.com/office/word/2015/wordml/symex" xmlns:wpg="http://schemas.microsoft.com/office/word/2010/wordprocessingGroup" xmlns:wpi="http://schemas.microsoft.com/office/word/2010/wordprocessingInk" xmlns:wne="http://schemas.microsoft.com/office/word/2006/wordml" xmlns:wps="http://schemas.microsoft.com/office/word/2010/wordprocessingShape" mc:Ignorable="w14 w15 w16se w16cid wp14">
-  <w:p>
-    <w:pPr>
-      <w:pStyle w:val="Encabezado"/>
-    </w:pPr>
-  </w:p>
-</w:hdr>
-</file>
-
-<file path=word/header3.xml><?xml version="1.0" encoding="utf-8"?>
-<w:hdr xmlns:wpc="http://schemas.microsoft.com/office/word/2010/wordprocessingCanvas" xmlns:cx="http://schemas.microsoft.com/office/drawing/2014/chartex" xmlns:cx1="http://schemas.microsoft.com/office/drawing/2015/9/8/chartex" xmlns:cx2="http://schemas.microsoft.com/office/drawing/2015/10/21/chartex" xmlns:cx3="http://schemas.microsoft.com/office/drawing/2016/5/9/chartex" xmlns:cx4="http://schemas.microsoft.com/office/drawing/2016/5/10/chartex" xmlns:cx5="http://schemas.microsoft.com/office/drawing/2016/5/11/chartex" xmlns:cx6="http://schemas.microsoft.com/office/drawing/2016/5/12/chartex" xmlns:cx7="http://schemas.microsoft.com/office/drawing/2016/5/13/chartex" xmlns:cx8="http://schemas.microsoft.com/office/drawing/2016/5/14/chartex" xmlns:mc="http://schemas.openxmlformats.org/markup-compatibility/2006" xmlns:aink="http://schemas.microsoft.com/office/drawing/2016/ink" xmlns:am3d="http://schemas.microsoft.com/office/drawing/2017/model3d" xmlns:o="urn:schemas-microsoft-com:office:office" xmlns:r="http://schemas.openxmlformats.org/officeDocument/2006/relationships" xmlns:m="http://schemas.openxmlformats.org/officeDocument/2006/math" xmlns:v="urn:schemas-microsoft-com:vml" xmlns:wp14="http://schemas.microsoft.com/office/word/2010/wordprocessingDrawing" xmlns:wp="http://schemas.openxmlformats.org/drawingml/2006/wordprocessingDrawing" xmlns:w10="urn:schemas-microsoft-com:office:word" xmlns:w="http://schemas.openxmlformats.org/wordprocessingml/2006/main" xmlns:w14="http://schemas.microsoft.com/office/word/2010/wordml" xmlns:w15="http://schemas.microsoft.com/office/word/2012/wordml" xmlns:w16cid="http://schemas.microsoft.com/office/word/2016/wordml/cid" xmlns:w16se="http://schemas.microsoft.com/office/word/2015/wordml/symex" xmlns:wpg="http://schemas.microsoft.com/office/word/2010/wordprocessingGroup" xmlns:wpi="http://schemas.microsoft.com/office/word/2010/wordprocessingInk" xmlns:wne="http://schemas.microsoft.com/office/word/2006/wordml" xmlns:wps="http://schemas.microsoft.com/office/word/2010/wordprocessingShape" mc:Ignorable="w14 w15 w16se w16cid wp14">
+<w:hdr xmlns:wpc="http://schemas.microsoft.com/office/word/2010/wordprocessingCanvas" xmlns:cx="http://schemas.microsoft.com/office/drawing/2014/chartex" xmlns:cx1="http://schemas.microsoft.com/office/drawing/2015/9/8/chartex" xmlns:cx2="http://schemas.microsoft.com/office/drawing/2015/10/21/chartex" xmlns:cx3="http://schemas.microsoft.com/office/drawing/2016/5/9/chartex" xmlns:cx4="http://schemas.microsoft.com/office/drawing/2016/5/10/chartex" xmlns:cx5="http://schemas.microsoft.com/office/drawing/2016/5/11/chartex" xmlns:cx6="http://schemas.microsoft.com/office/drawing/2016/5/12/chartex" xmlns:cx7="http://schemas.microsoft.com/office/drawing/2016/5/13/chartex" xmlns:cx8="http://schemas.microsoft.com/office/drawing/2016/5/14/chartex" xmlns:mc="http://schemas.openxmlformats.org/markup-compatibility/2006" xmlns:aink="http://schemas.microsoft.com/office/drawing/2016/ink" xmlns:am3d="http://schemas.microsoft.com/office/drawing/2017/model3d" xmlns:o="urn:schemas-microsoft-com:office:office" xmlns:oel="http://schemas.microsoft.com/office/2019/extlst" xmlns:r="http://schemas.openxmlformats.org/officeDocument/2006/relationships" xmlns:m="http://schemas.openxmlformats.org/officeDocument/2006/math" xmlns:v="urn:schemas-microsoft-com:vml" xmlns:wp14="http://schemas.microsoft.com/office/word/2010/wordprocessingDrawing" xmlns:wp="http://schemas.openxmlformats.org/drawingml/2006/wordprocessingDrawing" xmlns:w10="urn:schemas-microsoft-com:office:word" xmlns:w="http://schemas.openxmlformats.org/wordprocessingml/2006/main" xmlns:w14="http://schemas.microsoft.com/office/word/2010/wordml" xmlns:w15="http://schemas.microsoft.com/office/word/2012/wordml" xmlns:w16cex="http://schemas.microsoft.com/office/word/2018/wordml/cex" xmlns:w16cid="http://schemas.microsoft.com/office/word/2016/wordml/cid" xmlns:w16="http://schemas.microsoft.com/office/word/2018/wordml" xmlns:w16sdtdh="http://schemas.microsoft.com/office/word/2020/wordml/sdtdatahash" xmlns:w16se="http://schemas.microsoft.com/office/word/2015/wordml/symex" xmlns:wpg="http://schemas.microsoft.com/office/word/2010/wordprocessingGroup" xmlns:wpi="http://schemas.microsoft.com/office/word/2010/wordprocessingInk" xmlns:wne="http://schemas.microsoft.com/office/word/2006/wordml" xmlns:wps="http://schemas.microsoft.com/office/word/2010/wordprocessingShape" mc:Ignorable="w14 w15 w16se w16cid w16 w16cex w16sdtdh wp14">
   <w:p>
     <w:pPr>
       <w:pStyle w:val="Encabezado"/>
@@ -1726,15 +1601,16 @@
 </w:hdr>
 </file>
 
-<file path=word/header4.xml><?xml version="1.0" encoding="utf-8"?>
-<w:hdr xmlns:wpc="http://schemas.microsoft.com/office/word/2010/wordprocessingCanvas" xmlns:cx="http://schemas.microsoft.com/office/drawing/2014/chartex" xmlns:cx1="http://schemas.microsoft.com/office/drawing/2015/9/8/chartex" xmlns:cx2="http://schemas.microsoft.com/office/drawing/2015/10/21/chartex" xmlns:cx3="http://schemas.microsoft.com/office/drawing/2016/5/9/chartex" xmlns:cx4="http://schemas.microsoft.com/office/drawing/2016/5/10/chartex" xmlns:cx5="http://schemas.microsoft.com/office/drawing/2016/5/11/chartex" xmlns:cx6="http://schemas.microsoft.com/office/drawing/2016/5/12/chartex" xmlns:cx7="http://schemas.microsoft.com/office/drawing/2016/5/13/chartex" xmlns:cx8="http://schemas.microsoft.com/office/drawing/2016/5/14/chartex" xmlns:mc="http://schemas.openxmlformats.org/markup-compatibility/2006" xmlns:aink="http://schemas.microsoft.com/office/drawing/2016/ink" xmlns:am3d="http://schemas.microsoft.com/office/drawing/2017/model3d" xmlns:o="urn:schemas-microsoft-com:office:office" xmlns:r="http://schemas.openxmlformats.org/officeDocument/2006/relationships" xmlns:m="http://schemas.openxmlformats.org/officeDocument/2006/math" xmlns:v="urn:schemas-microsoft-com:vml" xmlns:wp14="http://schemas.microsoft.com/office/word/2010/wordprocessingDrawing" xmlns:wp="http://schemas.openxmlformats.org/drawingml/2006/wordprocessingDrawing" xmlns:w10="urn:schemas-microsoft-com:office:word" xmlns:w="http://schemas.openxmlformats.org/wordprocessingml/2006/main" xmlns:w14="http://schemas.microsoft.com/office/word/2010/wordml" xmlns:w15="http://schemas.microsoft.com/office/word/2012/wordml" xmlns:w16cid="http://schemas.microsoft.com/office/word/2016/wordml/cid" xmlns:w16se="http://schemas.microsoft.com/office/word/2015/wordml/symex" xmlns:wpg="http://schemas.microsoft.com/office/word/2010/wordprocessingGroup" xmlns:wpi="http://schemas.microsoft.com/office/word/2010/wordprocessingInk" xmlns:wne="http://schemas.microsoft.com/office/word/2006/wordml" xmlns:wps="http://schemas.microsoft.com/office/word/2010/wordprocessingShape" mc:Ignorable="w14 w15 w16se w16cid wp14">
+<file path=word/header2.xml><?xml version="1.0" encoding="utf-8"?>
+<w:hdr xmlns:wpc="http://schemas.microsoft.com/office/word/2010/wordprocessingCanvas" xmlns:cx="http://schemas.microsoft.com/office/drawing/2014/chartex" xmlns:cx1="http://schemas.microsoft.com/office/drawing/2015/9/8/chartex" xmlns:cx2="http://schemas.microsoft.com/office/drawing/2015/10/21/chartex" xmlns:cx3="http://schemas.microsoft.com/office/drawing/2016/5/9/chartex" xmlns:cx4="http://schemas.microsoft.com/office/drawing/2016/5/10/chartex" xmlns:cx5="http://schemas.microsoft.com/office/drawing/2016/5/11/chartex" xmlns:cx6="http://schemas.microsoft.com/office/drawing/2016/5/12/chartex" xmlns:cx7="http://schemas.microsoft.com/office/drawing/2016/5/13/chartex" xmlns:cx8="http://schemas.microsoft.com/office/drawing/2016/5/14/chartex" xmlns:mc="http://schemas.openxmlformats.org/markup-compatibility/2006" xmlns:aink="http://schemas.microsoft.com/office/drawing/2016/ink" xmlns:am3d="http://schemas.microsoft.com/office/drawing/2017/model3d" xmlns:o="urn:schemas-microsoft-com:office:office" xmlns:oel="http://schemas.microsoft.com/office/2019/extlst" xmlns:r="http://schemas.openxmlformats.org/officeDocument/2006/relationships" xmlns:m="http://schemas.openxmlformats.org/officeDocument/2006/math" xmlns:v="urn:schemas-microsoft-com:vml" xmlns:wp14="http://schemas.microsoft.com/office/word/2010/wordprocessingDrawing" xmlns:wp="http://schemas.openxmlformats.org/drawingml/2006/wordprocessingDrawing" xmlns:w10="urn:schemas-microsoft-com:office:word" xmlns:w="http://schemas.openxmlformats.org/wordprocessingml/2006/main" xmlns:w14="http://schemas.microsoft.com/office/word/2010/wordml" xmlns:w15="http://schemas.microsoft.com/office/word/2012/wordml" xmlns:w16cex="http://schemas.microsoft.com/office/word/2018/wordml/cex" xmlns:w16cid="http://schemas.microsoft.com/office/word/2016/wordml/cid" xmlns:w16="http://schemas.microsoft.com/office/word/2018/wordml" xmlns:w16sdtdh="http://schemas.microsoft.com/office/word/2020/wordml/sdtdatahash" xmlns:w16se="http://schemas.microsoft.com/office/word/2015/wordml/symex" xmlns:wpg="http://schemas.microsoft.com/office/word/2010/wordprocessingGroup" xmlns:wpi="http://schemas.microsoft.com/office/word/2010/wordprocessingInk" xmlns:wne="http://schemas.microsoft.com/office/word/2006/wordml" xmlns:wps="http://schemas.microsoft.com/office/word/2010/wordprocessingShape" mc:Ignorable="w14 w15 w16se w16cid w16 w16cex w16sdtdh wp14">
   <w:p>
     <w:pPr>
       <w:pStyle w:val="Encabezado"/>
+      <w:shd w:val="clear" w:color="auto" w:fill="4472C4" w:themeFill="accent1"/>
       <w:rPr>
         <w:rFonts w:ascii="Times New Roman" w:hAnsi="Times New Roman" w:cs="Times New Roman"/>
         <w:b/>
-        <w:color w:val="FFFFFF" w:themeColor="background1"/>
+        <w:color w:val="000000" w:themeColor="text1"/>
         <w:sz w:val="24"/>
       </w:rPr>
     </w:pPr>
@@ -1742,79 +1618,7 @@
       <w:rPr>
         <w:rFonts w:ascii="Times New Roman" w:hAnsi="Times New Roman" w:cs="Times New Roman"/>
         <w:b/>
-        <w:noProof/>
-        <w:color w:val="FFFFFF" w:themeColor="background1"/>
-        <w:sz w:val="24"/>
-      </w:rPr>
-      <mc:AlternateContent>
-        <mc:Choice Requires="wps">
-          <w:drawing>
-            <wp:anchor distT="0" distB="0" distL="114300" distR="114300" simplePos="0" relativeHeight="251659264" behindDoc="1" locked="0" layoutInCell="1" allowOverlap="1">
-              <wp:simplePos x="0" y="0"/>
-              <wp:positionH relativeFrom="column">
-                <wp:posOffset>-1080135</wp:posOffset>
-              </wp:positionH>
-              <wp:positionV relativeFrom="paragraph">
-                <wp:posOffset>-449580</wp:posOffset>
-              </wp:positionV>
-              <wp:extent cx="7549978" cy="877330"/>
-              <wp:effectExtent l="0" t="0" r="13335" b="18415"/>
-              <wp:wrapNone/>
-              <wp:docPr id="4" name="Rectángulo 4"/>
-              <wp:cNvGraphicFramePr/>
-              <a:graphic xmlns:a="http://schemas.openxmlformats.org/drawingml/2006/main">
-                <a:graphicData uri="http://schemas.microsoft.com/office/word/2010/wordprocessingShape">
-                  <wps:wsp>
-                    <wps:cNvSpPr/>
-                    <wps:spPr>
-                      <a:xfrm>
-                        <a:off x="0" y="0"/>
-                        <a:ext cx="7549978" cy="877330"/>
-                      </a:xfrm>
-                      <a:prstGeom prst="rect">
-                        <a:avLst/>
-                      </a:prstGeom>
-                    </wps:spPr>
-                    <wps:style>
-                      <a:lnRef idx="2">
-                        <a:schemeClr val="accent5">
-                          <a:shade val="50000"/>
-                        </a:schemeClr>
-                      </a:lnRef>
-                      <a:fillRef idx="1">
-                        <a:schemeClr val="accent5"/>
-                      </a:fillRef>
-                      <a:effectRef idx="0">
-                        <a:schemeClr val="accent5"/>
-                      </a:effectRef>
-                      <a:fontRef idx="minor">
-                        <a:schemeClr val="lt1"/>
-                      </a:fontRef>
-                    </wps:style>
-                    <wps:bodyPr rot="0" spcFirstLastPara="0" vertOverflow="overflow" horzOverflow="overflow" vert="horz" wrap="square" lIns="91440" tIns="45720" rIns="91440" bIns="45720" numCol="1" spcCol="0" rtlCol="0" fromWordArt="0" anchor="ctr" anchorCtr="0" forceAA="0" compatLnSpc="1">
-                      <a:prstTxWarp prst="textNoShape">
-                        <a:avLst/>
-                      </a:prstTxWarp>
-                      <a:noAutofit/>
-                    </wps:bodyPr>
-                  </wps:wsp>
-                </a:graphicData>
-              </a:graphic>
-            </wp:anchor>
-          </w:drawing>
-        </mc:Choice>
-        <mc:Fallback>
-          <w:pict>
-            <v:rect w14:anchorId="149545E0" id="Rectángulo 4" o:spid="_x0000_s1026" style="position:absolute;margin-left:-85.05pt;margin-top:-35.4pt;width:594.5pt;height:69.1pt;z-index:-251657216;visibility:visible;mso-wrap-style:square;mso-wrap-distance-left:9pt;mso-wrap-distance-top:0;mso-wrap-distance-right:9pt;mso-wrap-distance-bottom:0;mso-position-horizontal:absolute;mso-position-horizontal-relative:text;mso-position-vertical:absolute;mso-position-vertical-relative:text;v-text-anchor:middle" o:gfxdata="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" fillcolor="#5b9bd5 [3208]" strokecolor="#1f4d78 [1608]" strokeweight="1pt"/>
-          </w:pict>
-        </mc:Fallback>
-      </mc:AlternateContent>
-    </w:r>
-    <w:r>
-      <w:rPr>
-        <w:rFonts w:ascii="Times New Roman" w:hAnsi="Times New Roman" w:cs="Times New Roman"/>
-        <w:b/>
-        <w:color w:val="FFFFFF" w:themeColor="background1"/>
+        <w:color w:val="000000" w:themeColor="text1"/>
         <w:sz w:val="24"/>
       </w:rPr>
       <w:t>1ºDAW</w:t>
@@ -1823,7 +1627,7 @@
       <w:rPr>
         <w:rFonts w:ascii="Times New Roman" w:hAnsi="Times New Roman" w:cs="Times New Roman"/>
         <w:b/>
-        <w:color w:val="FFFFFF" w:themeColor="background1"/>
+        <w:color w:val="000000" w:themeColor="text1"/>
         <w:sz w:val="24"/>
       </w:rPr>
       <w:tab/>
@@ -1832,7 +1636,7 @@
       <w:rPr>
         <w:rFonts w:ascii="Times New Roman" w:hAnsi="Times New Roman" w:cs="Times New Roman"/>
         <w:b/>
-        <w:color w:val="FFFFFF" w:themeColor="background1"/>
+        <w:color w:val="000000" w:themeColor="text1"/>
         <w:sz w:val="24"/>
       </w:rPr>
       <w:tab/>
@@ -1843,7 +1647,7 @@
 </file>
 
 <file path=word/styles.xml><?xml version="1.0" encoding="utf-8"?>
-<w:styles xmlns:mc="http://schemas.openxmlformats.org/markup-compatibility/2006" xmlns:r="http://schemas.openxmlformats.org/officeDocument/2006/relationships" xmlns:w="http://schemas.openxmlformats.org/wordprocessingml/2006/main" xmlns:w14="http://schemas.microsoft.com/office/word/2010/wordml" xmlns:w15="http://schemas.microsoft.com/office/word/2012/wordml" xmlns:w16cid="http://schemas.microsoft.com/office/word/2016/wordml/cid" xmlns:w16se="http://schemas.microsoft.com/office/word/2015/wordml/symex" mc:Ignorable="w14 w15 w16se w16cid">
+<w:styles xmlns:mc="http://schemas.openxmlformats.org/markup-compatibility/2006" xmlns:r="http://schemas.openxmlformats.org/officeDocument/2006/relationships" xmlns:w="http://schemas.openxmlformats.org/wordprocessingml/2006/main" xmlns:w14="http://schemas.microsoft.com/office/word/2010/wordml" xmlns:w15="http://schemas.microsoft.com/office/word/2012/wordml" xmlns:w16cex="http://schemas.microsoft.com/office/word/2018/wordml/cex" xmlns:w16cid="http://schemas.microsoft.com/office/word/2016/wordml/cid" xmlns:w16="http://schemas.microsoft.com/office/word/2018/wordml" xmlns:w16sdtdh="http://schemas.microsoft.com/office/word/2020/wordml/sdtdatahash" xmlns:w16se="http://schemas.microsoft.com/office/word/2015/wordml/symex" mc:Ignorable="w14 w15 w16se w16cid w16 w16cex w16sdtdh">
   <w:docDefaults>
     <w:rPrDefault>
       <w:rPr>
@@ -1859,7 +1663,7 @@
       </w:pPr>
     </w:pPrDefault>
   </w:docDefaults>
-  <w:latentStyles w:defLockedState="0" w:defUIPriority="99" w:defSemiHidden="0" w:defUnhideWhenUsed="0" w:defQFormat="0" w:count="375">
+  <w:latentStyles w:defLockedState="0" w:defUIPriority="99" w:defSemiHidden="0" w:defUnhideWhenUsed="0" w:defQFormat="0" w:count="376">
     <w:lsdException w:name="Normal" w:uiPriority="0" w:qFormat="1"/>
     <w:lsdException w:name="heading 1" w:uiPriority="9" w:qFormat="1"/>
     <w:lsdException w:name="heading 2" w:semiHidden="1" w:uiPriority="9" w:unhideWhenUsed="1" w:qFormat="1"/>
@@ -2235,6 +2039,7 @@
     <w:lsdException w:name="Smart Hyperlink" w:semiHidden="1" w:unhideWhenUsed="1"/>
     <w:lsdException w:name="Hashtag" w:semiHidden="1" w:unhideWhenUsed="1"/>
     <w:lsdException w:name="Unresolved Mention" w:semiHidden="1" w:unhideWhenUsed="1"/>
+    <w:lsdException w:name="Smart Link" w:semiHidden="1" w:unhideWhenUsed="1"/>
   </w:latentStyles>
   <w:style w:type="paragraph" w:default="1" w:styleId="Normal">
     <w:name w:val="Normal"/>
@@ -2673,7 +2478,7 @@
 </file>
 
 <file path=word/glossary/document.xml><?xml version="1.0" encoding="utf-8"?>
-<w:glossaryDocument xmlns:wpc="http://schemas.microsoft.com/office/word/2010/wordprocessingCanvas" xmlns:cx="http://schemas.microsoft.com/office/drawing/2014/chartex" xmlns:cx1="http://schemas.microsoft.com/office/drawing/2015/9/8/chartex" xmlns:cx2="http://schemas.microsoft.com/office/drawing/2015/10/21/chartex" xmlns:cx3="http://schemas.microsoft.com/office/drawing/2016/5/9/chartex" xmlns:cx4="http://schemas.microsoft.com/office/drawing/2016/5/10/chartex" xmlns:cx5="http://schemas.microsoft.com/office/drawing/2016/5/11/chartex" xmlns:cx6="http://schemas.microsoft.com/office/drawing/2016/5/12/chartex" xmlns:cx7="http://schemas.microsoft.com/office/drawing/2016/5/13/chartex" xmlns:cx8="http://schemas.microsoft.com/office/drawing/2016/5/14/chartex" xmlns:mc="http://schemas.openxmlformats.org/markup-compatibility/2006" xmlns:aink="http://schemas.microsoft.com/office/drawing/2016/ink" xmlns:am3d="http://schemas.microsoft.com/office/drawing/2017/model3d" xmlns:o="urn:schemas-microsoft-com:office:office" xmlns:r="http://schemas.openxmlformats.org/officeDocument/2006/relationships" xmlns:m="http://schemas.openxmlformats.org/officeDocument/2006/math" xmlns:v="urn:schemas-microsoft-com:vml" xmlns:wp14="http://schemas.microsoft.com/office/word/2010/wordprocessingDrawing" xmlns:wp="http://schemas.openxmlformats.org/drawingml/2006/wordprocessingDrawing" xmlns:w10="urn:schemas-microsoft-com:office:word" xmlns:w="http://schemas.openxmlformats.org/wordprocessingml/2006/main" xmlns:w14="http://schemas.microsoft.com/office/word/2010/wordml" xmlns:w15="http://schemas.microsoft.com/office/word/2012/wordml" xmlns:w16cid="http://schemas.microsoft.com/office/word/2016/wordml/cid" xmlns:w16se="http://schemas.microsoft.com/office/word/2015/wordml/symex" xmlns:wpg="http://schemas.microsoft.com/office/word/2010/wordprocessingGroup" xmlns:wpi="http://schemas.microsoft.com/office/word/2010/wordprocessingInk" xmlns:wne="http://schemas.microsoft.com/office/word/2006/wordml" xmlns:wps="http://schemas.microsoft.com/office/word/2010/wordprocessingShape" mc:Ignorable="w14 w15 w16se w16cid wp14">
+<w:glossaryDocument xmlns:wpc="http://schemas.microsoft.com/office/word/2010/wordprocessingCanvas" xmlns:cx="http://schemas.microsoft.com/office/drawing/2014/chartex" xmlns:cx1="http://schemas.microsoft.com/office/drawing/2015/9/8/chartex" xmlns:cx2="http://schemas.microsoft.com/office/drawing/2015/10/21/chartex" xmlns:cx3="http://schemas.microsoft.com/office/drawing/2016/5/9/chartex" xmlns:cx4="http://schemas.microsoft.com/office/drawing/2016/5/10/chartex" xmlns:cx5="http://schemas.microsoft.com/office/drawing/2016/5/11/chartex" xmlns:cx6="http://schemas.microsoft.com/office/drawing/2016/5/12/chartex" xmlns:cx7="http://schemas.microsoft.com/office/drawing/2016/5/13/chartex" xmlns:cx8="http://schemas.microsoft.com/office/drawing/2016/5/14/chartex" xmlns:mc="http://schemas.openxmlformats.org/markup-compatibility/2006" xmlns:aink="http://schemas.microsoft.com/office/drawing/2016/ink" xmlns:am3d="http://schemas.microsoft.com/office/drawing/2017/model3d" xmlns:o="urn:schemas-microsoft-com:office:office" xmlns:oel="http://schemas.microsoft.com/office/2019/extlst" xmlns:r="http://schemas.openxmlformats.org/officeDocument/2006/relationships" xmlns:m="http://schemas.openxmlformats.org/officeDocument/2006/math" xmlns:v="urn:schemas-microsoft-com:vml" xmlns:wp14="http://schemas.microsoft.com/office/word/2010/wordprocessingDrawing" xmlns:wp="http://schemas.openxmlformats.org/drawingml/2006/wordprocessingDrawing" xmlns:w10="urn:schemas-microsoft-com:office:word" xmlns:w="http://schemas.openxmlformats.org/wordprocessingml/2006/main" xmlns:w14="http://schemas.microsoft.com/office/word/2010/wordml" xmlns:w15="http://schemas.microsoft.com/office/word/2012/wordml" xmlns:w16cex="http://schemas.microsoft.com/office/word/2018/wordml/cex" xmlns:w16cid="http://schemas.microsoft.com/office/word/2016/wordml/cid" xmlns:w16="http://schemas.microsoft.com/office/word/2018/wordml" xmlns:w16sdtdh="http://schemas.microsoft.com/office/word/2020/wordml/sdtdatahash" xmlns:w16se="http://schemas.microsoft.com/office/word/2015/wordml/symex" xmlns:wpg="http://schemas.microsoft.com/office/word/2010/wordprocessingGroup" xmlns:wpi="http://schemas.microsoft.com/office/word/2010/wordprocessingInk" xmlns:wne="http://schemas.microsoft.com/office/word/2006/wordml" xmlns:wps="http://schemas.microsoft.com/office/word/2010/wordprocessingShape" mc:Ignorable="w14 w15 w16se w16cid w16 w16cex w16sdtdh wp14">
   <w:docParts>
     <w:docPart>
       <w:docPartPr>
@@ -2706,13 +2511,13 @@
 </file>
 
 <file path=word/glossary/fontTable.xml><?xml version="1.0" encoding="utf-8"?>
-<w:fonts xmlns:mc="http://schemas.openxmlformats.org/markup-compatibility/2006" xmlns:r="http://schemas.openxmlformats.org/officeDocument/2006/relationships" xmlns:w="http://schemas.openxmlformats.org/wordprocessingml/2006/main" xmlns:w14="http://schemas.microsoft.com/office/word/2010/wordml" xmlns:w15="http://schemas.microsoft.com/office/word/2012/wordml" xmlns:w16cid="http://schemas.microsoft.com/office/word/2016/wordml/cid" xmlns:w16se="http://schemas.microsoft.com/office/word/2015/wordml/symex" mc:Ignorable="w14 w15 w16se w16cid">
+<w:fonts xmlns:mc="http://schemas.openxmlformats.org/markup-compatibility/2006" xmlns:r="http://schemas.openxmlformats.org/officeDocument/2006/relationships" xmlns:w="http://schemas.openxmlformats.org/wordprocessingml/2006/main" xmlns:w14="http://schemas.microsoft.com/office/word/2010/wordml" xmlns:w15="http://schemas.microsoft.com/office/word/2012/wordml" xmlns:w16cex="http://schemas.microsoft.com/office/word/2018/wordml/cex" xmlns:w16cid="http://schemas.microsoft.com/office/word/2016/wordml/cid" xmlns:w16="http://schemas.microsoft.com/office/word/2018/wordml" xmlns:w16sdtdh="http://schemas.microsoft.com/office/word/2020/wordml/sdtdatahash" xmlns:w16se="http://schemas.microsoft.com/office/word/2015/wordml/symex" mc:Ignorable="w14 w15 w16se w16cid w16 w16cex w16sdtdh">
   <w:font w:name="Calibri">
     <w:panose1 w:val="020F0502020204030204"/>
     <w:charset w:val="00"/>
     <w:family w:val="swiss"/>
     <w:pitch w:val="variable"/>
-    <w:sig w:usb0="E4002EFF" w:usb1="C000247B" w:usb2="00000009" w:usb3="00000000" w:csb0="000001FF" w:csb1="00000000"/>
+    <w:sig w:usb0="E4002EFF" w:usb1="C200247B" w:usb2="00000009" w:usb3="00000000" w:csb0="000001FF" w:csb1="00000000"/>
   </w:font>
   <w:font w:name="Times New Roman">
     <w:panose1 w:val="02020603050405020304"/>
@@ -2726,13 +2531,13 @@
     <w:charset w:val="00"/>
     <w:family w:val="swiss"/>
     <w:pitch w:val="variable"/>
-    <w:sig w:usb0="E4002EFF" w:usb1="C000247B" w:usb2="00000009" w:usb3="00000000" w:csb0="000001FF" w:csb1="00000000"/>
+    <w:sig w:usb0="E4002EFF" w:usb1="C200247B" w:usb2="00000009" w:usb3="00000000" w:csb0="000001FF" w:csb1="00000000"/>
   </w:font>
 </w:fonts>
 </file>
 
 <file path=word/glossary/settings.xml><?xml version="1.0" encoding="utf-8"?>
-<w:settings xmlns:mc="http://schemas.openxmlformats.org/markup-compatibility/2006" xmlns:o="urn:schemas-microsoft-com:office:office" xmlns:r="http://schemas.openxmlformats.org/officeDocument/2006/relationships" xmlns:m="http://schemas.openxmlformats.org/officeDocument/2006/math" xmlns:v="urn:schemas-microsoft-com:vml" xmlns:w10="urn:schemas-microsoft-com:office:word" xmlns:w="http://schemas.openxmlformats.org/wordprocessingml/2006/main" xmlns:w14="http://schemas.microsoft.com/office/word/2010/wordml" xmlns:w15="http://schemas.microsoft.com/office/word/2012/wordml" xmlns:w16cid="http://schemas.microsoft.com/office/word/2016/wordml/cid" xmlns:w16se="http://schemas.microsoft.com/office/word/2015/wordml/symex" xmlns:sl="http://schemas.openxmlformats.org/schemaLibrary/2006/main" mc:Ignorable="w14 w15 w16se w16cid">
+<w:settings xmlns:mc="http://schemas.openxmlformats.org/markup-compatibility/2006" xmlns:o="urn:schemas-microsoft-com:office:office" xmlns:r="http://schemas.openxmlformats.org/officeDocument/2006/relationships" xmlns:m="http://schemas.openxmlformats.org/officeDocument/2006/math" xmlns:v="urn:schemas-microsoft-com:vml" xmlns:w10="urn:schemas-microsoft-com:office:word" xmlns:w="http://schemas.openxmlformats.org/wordprocessingml/2006/main" xmlns:w14="http://schemas.microsoft.com/office/word/2010/wordml" xmlns:w15="http://schemas.microsoft.com/office/word/2012/wordml" xmlns:w16cex="http://schemas.microsoft.com/office/word/2018/wordml/cex" xmlns:w16cid="http://schemas.microsoft.com/office/word/2016/wordml/cid" xmlns:w16="http://schemas.microsoft.com/office/word/2018/wordml" xmlns:w16sdtdh="http://schemas.microsoft.com/office/word/2020/wordml/sdtdatahash" xmlns:w16se="http://schemas.microsoft.com/office/word/2015/wordml/symex" xmlns:sl="http://schemas.openxmlformats.org/schemaLibrary/2006/main" mc:Ignorable="w14 w15 w16se w16cid w16 w16cex w16sdtdh">
   <w:view w:val="normal"/>
   <w:defaultTabStop w:val="708"/>
   <w:hyphenationZone w:val="425"/>
@@ -2752,6 +2557,7 @@
     <w:rsid w:val="00402FA9"/>
     <w:rsid w:val="00797B14"/>
     <w:rsid w:val="007A1C97"/>
+    <w:rsid w:val="00BC5508"/>
   </w:rsids>
   <m:mathPr>
     <m:mathFont m:val="Cambria Math"/>
@@ -2775,7 +2581,7 @@
 </file>
 
 <file path=word/glossary/styles.xml><?xml version="1.0" encoding="utf-8"?>
-<w:styles xmlns:mc="http://schemas.openxmlformats.org/markup-compatibility/2006" xmlns:r="http://schemas.openxmlformats.org/officeDocument/2006/relationships" xmlns:w="http://schemas.openxmlformats.org/wordprocessingml/2006/main" xmlns:w14="http://schemas.microsoft.com/office/word/2010/wordml" xmlns:w15="http://schemas.microsoft.com/office/word/2012/wordml" xmlns:w16cid="http://schemas.microsoft.com/office/word/2016/wordml/cid" xmlns:w16se="http://schemas.microsoft.com/office/word/2015/wordml/symex" mc:Ignorable="w14 w15 w16se w16cid">
+<w:styles xmlns:mc="http://schemas.openxmlformats.org/markup-compatibility/2006" xmlns:r="http://schemas.openxmlformats.org/officeDocument/2006/relationships" xmlns:w="http://schemas.openxmlformats.org/wordprocessingml/2006/main" xmlns:w14="http://schemas.microsoft.com/office/word/2010/wordml" xmlns:w15="http://schemas.microsoft.com/office/word/2012/wordml" xmlns:w16cex="http://schemas.microsoft.com/office/word/2018/wordml/cex" xmlns:w16cid="http://schemas.microsoft.com/office/word/2016/wordml/cid" xmlns:w16="http://schemas.microsoft.com/office/word/2018/wordml" xmlns:w16sdtdh="http://schemas.microsoft.com/office/word/2020/wordml/sdtdatahash" xmlns:w16se="http://schemas.microsoft.com/office/word/2015/wordml/symex" mc:Ignorable="w14 w15 w16se w16cid w16 w16cex w16sdtdh">
   <w:docDefaults>
     <w:rPrDefault>
       <w:rPr>
@@ -2791,7 +2597,7 @@
       </w:pPr>
     </w:pPrDefault>
   </w:docDefaults>
-  <w:latentStyles w:defLockedState="0" w:defUIPriority="99" w:defSemiHidden="0" w:defUnhideWhenUsed="0" w:defQFormat="0" w:count="375">
+  <w:latentStyles w:defLockedState="0" w:defUIPriority="99" w:defSemiHidden="0" w:defUnhideWhenUsed="0" w:defQFormat="0" w:count="376">
     <w:lsdException w:name="Normal" w:uiPriority="0" w:qFormat="1"/>
     <w:lsdException w:name="heading 1" w:uiPriority="9" w:qFormat="1"/>
     <w:lsdException w:name="heading 2" w:semiHidden="1" w:uiPriority="9" w:unhideWhenUsed="1" w:qFormat="1"/>
@@ -3167,6 +2973,7 @@
     <w:lsdException w:name="Smart Hyperlink" w:semiHidden="1" w:unhideWhenUsed="1"/>
     <w:lsdException w:name="Hashtag" w:semiHidden="1" w:unhideWhenUsed="1"/>
     <w:lsdException w:name="Unresolved Mention" w:semiHidden="1" w:unhideWhenUsed="1"/>
+    <w:lsdException w:name="Smart Link" w:semiHidden="1" w:unhideWhenUsed="1"/>
   </w:latentStyles>
   <w:style w:type="paragraph" w:default="1" w:styleId="Normal">
     <w:name w:val="Normal"/>
@@ -3209,55 +3016,11 @@
       <w:color w:val="808080"/>
     </w:rPr>
   </w:style>
-  <w:style w:type="paragraph" w:customStyle="1" w:styleId="426DBD6310804BA7AABFDD9D3F431BEF">
-    <w:name w:val="426DBD6310804BA7AABFDD9D3F431BEF"/>
-    <w:rsid w:val="00370DE7"/>
-  </w:style>
-  <w:style w:type="paragraph" w:customStyle="1" w:styleId="8FB97B027E0B45CABF00170D637E59BA">
-    <w:name w:val="8FB97B027E0B45CABF00170D637E59BA"/>
-    <w:rsid w:val="00370DE7"/>
-  </w:style>
-  <w:style w:type="paragraph" w:customStyle="1" w:styleId="D49815A9C6E440D782EAF114D5B43EE3">
-    <w:name w:val="D49815A9C6E440D782EAF114D5B43EE3"/>
-    <w:rsid w:val="00402FA9"/>
-  </w:style>
-  <w:style w:type="paragraph" w:customStyle="1" w:styleId="90C0BBCE89F74C619B1E0898C072E10A">
-    <w:name w:val="90C0BBCE89F74C619B1E0898C072E10A"/>
-    <w:rsid w:val="00402FA9"/>
-  </w:style>
-  <w:style w:type="paragraph" w:customStyle="1" w:styleId="B92795B55FC7495CADD66464CBBC3920">
-    <w:name w:val="B92795B55FC7495CADD66464CBBC3920"/>
-    <w:rsid w:val="00402FA9"/>
-  </w:style>
-  <w:style w:type="paragraph" w:customStyle="1" w:styleId="A1DFDD91B44B41BFB2F7171CB8A5B6D3">
-    <w:name w:val="A1DFDD91B44B41BFB2F7171CB8A5B6D3"/>
-    <w:rsid w:val="00402FA9"/>
-  </w:style>
-  <w:style w:type="paragraph" w:customStyle="1" w:styleId="488ECA3887D446AA8252227098BD23E4">
-    <w:name w:val="488ECA3887D446AA8252227098BD23E4"/>
-    <w:rsid w:val="00402FA9"/>
-  </w:style>
-  <w:style w:type="paragraph" w:customStyle="1" w:styleId="097A95B4172B41939D426DFBFD757CCE">
-    <w:name w:val="097A95B4172B41939D426DFBFD757CCE"/>
-    <w:rsid w:val="00402FA9"/>
-  </w:style>
-  <w:style w:type="paragraph" w:customStyle="1" w:styleId="F3E2DC369519430EB3F78159A9A192F0">
-    <w:name w:val="F3E2DC369519430EB3F78159A9A192F0"/>
-    <w:rsid w:val="00402FA9"/>
-  </w:style>
-  <w:style w:type="paragraph" w:customStyle="1" w:styleId="9DB44AF8727D44868356BF02414F4451">
-    <w:name w:val="9DB44AF8727D44868356BF02414F4451"/>
-    <w:rsid w:val="00402FA9"/>
-  </w:style>
-  <w:style w:type="paragraph" w:customStyle="1" w:styleId="82BCF2654D044914A8A37F372C58E1A4">
-    <w:name w:val="82BCF2654D044914A8A37F372C58E1A4"/>
-    <w:rsid w:val="00402FA9"/>
-  </w:style>
 </w:styles>
 </file>
 
 <file path=word/glossary/webSettings.xml><?xml version="1.0" encoding="utf-8"?>
-<w:webSettings xmlns:mc="http://schemas.openxmlformats.org/markup-compatibility/2006" xmlns:r="http://schemas.openxmlformats.org/officeDocument/2006/relationships" xmlns:w="http://schemas.openxmlformats.org/wordprocessingml/2006/main" xmlns:w14="http://schemas.microsoft.com/office/word/2010/wordml" xmlns:w15="http://schemas.microsoft.com/office/word/2012/wordml" xmlns:w16cid="http://schemas.microsoft.com/office/word/2016/wordml/cid" xmlns:w16se="http://schemas.microsoft.com/office/word/2015/wordml/symex" mc:Ignorable="w14 w15 w16se w16cid">
+<w:webSettings xmlns:mc="http://schemas.openxmlformats.org/markup-compatibility/2006" xmlns:r="http://schemas.openxmlformats.org/officeDocument/2006/relationships" xmlns:w="http://schemas.openxmlformats.org/wordprocessingml/2006/main" xmlns:w14="http://schemas.microsoft.com/office/word/2010/wordml" xmlns:w15="http://schemas.microsoft.com/office/word/2012/wordml" xmlns:w16cex="http://schemas.microsoft.com/office/word/2018/wordml/cex" xmlns:w16cid="http://schemas.microsoft.com/office/word/2016/wordml/cid" xmlns:w16="http://schemas.microsoft.com/office/word/2018/wordml" xmlns:w16sdtdh="http://schemas.microsoft.com/office/word/2020/wordml/sdtdatahash" xmlns:w16se="http://schemas.microsoft.com/office/word/2015/wordml/symex" mc:Ignorable="w14 w15 w16se w16cid w16 w16cex w16sdtdh">
   <w:optimizeForBrowser/>
   <w:allowPNG/>
 </w:webSettings>

--- a/plantilla.docx
+++ b/plantilla.docx
@@ -1386,8 +1386,6 @@
       <w:r>
         <w:t>Texto</w:t>
       </w:r>
-      <w:bookmarkStart w:id="3" w:name="_GoBack"/>
-      <w:bookmarkEnd w:id="3"/>
     </w:p>
     <w:sectPr>
       <w:headerReference w:type="default" r:id="rId13"/>
@@ -1511,7 +1509,10 @@
   <w:p>
     <w:pPr>
       <w:pStyle w:val="Piedepgina"/>
-      <w:jc w:val="center"/>
+      <w:shd w:val="clear" w:color="auto" w:fill="4472C4" w:themeFill="accent1"/>
+      <w:tabs>
+        <w:tab w:val="left" w:pos="4041"/>
+      </w:tabs>
       <w:rPr>
         <w:rFonts w:ascii="Times New Roman" w:hAnsi="Times New Roman" w:cs="Times New Roman"/>
         <w:b/>
@@ -1524,78 +1525,21 @@
       <w:rPr>
         <w:rFonts w:ascii="Times New Roman" w:hAnsi="Times New Roman" w:cs="Times New Roman"/>
         <w:b/>
-        <w:noProof/>
+        <w:caps/>
         <w:color w:val="FFFFFF" w:themeColor="background1"/>
         <w:sz w:val="24"/>
       </w:rPr>
-      <mc:AlternateContent>
-        <mc:Choice Requires="wps">
-          <w:drawing>
-            <wp:anchor distT="0" distB="0" distL="114300" distR="114300" simplePos="0" relativeHeight="251658239" behindDoc="1" locked="0" layoutInCell="1" allowOverlap="1" wp14:anchorId="43836C79" wp14:editId="23E53F11">
-              <wp:simplePos x="0" y="0"/>
-              <wp:positionH relativeFrom="page">
-                <wp:align>left</wp:align>
-              </wp:positionH>
-              <wp:positionV relativeFrom="paragraph">
-                <wp:posOffset>-122279</wp:posOffset>
-              </wp:positionV>
-              <wp:extent cx="7549978" cy="1000502"/>
-              <wp:effectExtent l="0" t="0" r="13335" b="28575"/>
-              <wp:wrapNone/>
-              <wp:docPr id="5" name="Rectángulo 5"/>
-              <wp:cNvGraphicFramePr/>
-              <a:graphic xmlns:a="http://schemas.openxmlformats.org/drawingml/2006/main">
-                <a:graphicData uri="http://schemas.microsoft.com/office/word/2010/wordprocessingShape">
-                  <wps:wsp>
-                    <wps:cNvSpPr/>
-                    <wps:spPr>
-                      <a:xfrm>
-                        <a:off x="0" y="0"/>
-                        <a:ext cx="7549978" cy="1000502"/>
-                      </a:xfrm>
-                      <a:prstGeom prst="rect">
-                        <a:avLst/>
-                      </a:prstGeom>
-                    </wps:spPr>
-                    <wps:style>
-                      <a:lnRef idx="2">
-                        <a:schemeClr val="accent5">
-                          <a:shade val="50000"/>
-                        </a:schemeClr>
-                      </a:lnRef>
-                      <a:fillRef idx="1">
-                        <a:schemeClr val="accent5"/>
-                      </a:fillRef>
-                      <a:effectRef idx="0">
-                        <a:schemeClr val="accent5"/>
-                      </a:effectRef>
-                      <a:fontRef idx="minor">
-                        <a:schemeClr val="lt1"/>
-                      </a:fontRef>
-                    </wps:style>
-                    <wps:bodyPr rot="0" spcFirstLastPara="0" vertOverflow="overflow" horzOverflow="overflow" vert="horz" wrap="square" lIns="91440" tIns="45720" rIns="91440" bIns="45720" numCol="1" spcCol="0" rtlCol="0" fromWordArt="0" anchor="ctr" anchorCtr="0" forceAA="0" compatLnSpc="1">
-                      <a:prstTxWarp prst="textNoShape">
-                        <a:avLst/>
-                      </a:prstTxWarp>
-                      <a:noAutofit/>
-                    </wps:bodyPr>
-                  </wps:wsp>
-                </a:graphicData>
-              </a:graphic>
-              <wp14:sizeRelV relativeFrom="margin">
-                <wp14:pctHeight>0</wp14:pctHeight>
-              </wp14:sizeRelV>
-            </wp:anchor>
-          </w:drawing>
-        </mc:Choice>
-        <mc:Fallback>
-          <w:pict>
-            <v:rect w14:anchorId="2A18847D" id="Rectángulo 5" o:spid="_x0000_s1026" style="position:absolute;margin-left:0;margin-top:-9.65pt;width:594.5pt;height:78.8pt;z-index:-251658241;visibility:visible;mso-wrap-style:square;mso-height-percent:0;mso-wrap-distance-left:9pt;mso-wrap-distance-top:0;mso-wrap-distance-right:9pt;mso-wrap-distance-bottom:0;mso-position-horizontal:left;mso-position-horizontal-relative:page;mso-position-vertical:absolute;mso-position-vertical-relative:text;mso-height-percent:0;mso-height-relative:margin;v-text-anchor:middle" o:gfxdata="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" fillcolor="#5b9bd5 [3208]" strokecolor="#1f4d78 [1608]" strokeweight="1pt">
-              <w10:wrap anchorx="page"/>
-            </v:rect>
-          </w:pict>
-        </mc:Fallback>
-      </mc:AlternateContent>
+      <w:tab/>
+    </w:r>
+    <w:r>
+      <w:rPr>
+        <w:rFonts w:ascii="Times New Roman" w:hAnsi="Times New Roman" w:cs="Times New Roman"/>
+        <w:b/>
+        <w:caps/>
+        <w:color w:val="FFFFFF" w:themeColor="background1"/>
+        <w:sz w:val="24"/>
+      </w:rPr>
+      <w:tab/>
     </w:r>
     <w:r>
       <w:rPr>
@@ -1647,16 +1591,8 @@
       </w:rPr>
       <w:fldChar w:fldCharType="end"/>
     </w:r>
-  </w:p>
-  <w:p>
-    <w:pPr>
-      <w:pStyle w:val="Piedepgina"/>
-      <w:tabs>
-        <w:tab w:val="clear" w:pos="4252"/>
-        <w:tab w:val="clear" w:pos="8504"/>
-        <w:tab w:val="left" w:pos="3581"/>
-      </w:tabs>
-    </w:pPr>
+    <w:bookmarkStart w:id="3" w:name="_GoBack"/>
+    <w:bookmarkEnd w:id="3"/>
   </w:p>
 </w:ftr>
 </file>
@@ -1731,6 +1667,7 @@
   <w:p>
     <w:pPr>
       <w:pStyle w:val="Encabezado"/>
+      <w:shd w:val="clear" w:color="auto" w:fill="4472C4" w:themeFill="accent1"/>
       <w:rPr>
         <w:rFonts w:ascii="Times New Roman" w:hAnsi="Times New Roman" w:cs="Times New Roman"/>
         <w:b/>
@@ -1738,78 +1675,6 @@
         <w:sz w:val="24"/>
       </w:rPr>
     </w:pPr>
-    <w:r>
-      <w:rPr>
-        <w:rFonts w:ascii="Times New Roman" w:hAnsi="Times New Roman" w:cs="Times New Roman"/>
-        <w:b/>
-        <w:noProof/>
-        <w:color w:val="FFFFFF" w:themeColor="background1"/>
-        <w:sz w:val="24"/>
-      </w:rPr>
-      <mc:AlternateContent>
-        <mc:Choice Requires="wps">
-          <w:drawing>
-            <wp:anchor distT="0" distB="0" distL="114300" distR="114300" simplePos="0" relativeHeight="251659264" behindDoc="1" locked="0" layoutInCell="1" allowOverlap="1">
-              <wp:simplePos x="0" y="0"/>
-              <wp:positionH relativeFrom="column">
-                <wp:posOffset>-1080135</wp:posOffset>
-              </wp:positionH>
-              <wp:positionV relativeFrom="paragraph">
-                <wp:posOffset>-449580</wp:posOffset>
-              </wp:positionV>
-              <wp:extent cx="7549978" cy="877330"/>
-              <wp:effectExtent l="0" t="0" r="13335" b="18415"/>
-              <wp:wrapNone/>
-              <wp:docPr id="4" name="Rectángulo 4"/>
-              <wp:cNvGraphicFramePr/>
-              <a:graphic xmlns:a="http://schemas.openxmlformats.org/drawingml/2006/main">
-                <a:graphicData uri="http://schemas.microsoft.com/office/word/2010/wordprocessingShape">
-                  <wps:wsp>
-                    <wps:cNvSpPr/>
-                    <wps:spPr>
-                      <a:xfrm>
-                        <a:off x="0" y="0"/>
-                        <a:ext cx="7549978" cy="877330"/>
-                      </a:xfrm>
-                      <a:prstGeom prst="rect">
-                        <a:avLst/>
-                      </a:prstGeom>
-                    </wps:spPr>
-                    <wps:style>
-                      <a:lnRef idx="2">
-                        <a:schemeClr val="accent5">
-                          <a:shade val="50000"/>
-                        </a:schemeClr>
-                      </a:lnRef>
-                      <a:fillRef idx="1">
-                        <a:schemeClr val="accent5"/>
-                      </a:fillRef>
-                      <a:effectRef idx="0">
-                        <a:schemeClr val="accent5"/>
-                      </a:effectRef>
-                      <a:fontRef idx="minor">
-                        <a:schemeClr val="lt1"/>
-                      </a:fontRef>
-                    </wps:style>
-                    <wps:bodyPr rot="0" spcFirstLastPara="0" vertOverflow="overflow" horzOverflow="overflow" vert="horz" wrap="square" lIns="91440" tIns="45720" rIns="91440" bIns="45720" numCol="1" spcCol="0" rtlCol="0" fromWordArt="0" anchor="ctr" anchorCtr="0" forceAA="0" compatLnSpc="1">
-                      <a:prstTxWarp prst="textNoShape">
-                        <a:avLst/>
-                      </a:prstTxWarp>
-                      <a:noAutofit/>
-                    </wps:bodyPr>
-                  </wps:wsp>
-                </a:graphicData>
-              </a:graphic>
-            </wp:anchor>
-          </w:drawing>
-        </mc:Choice>
-        <mc:Fallback>
-          <w:pict>
-            <v:rect w14:anchorId="149545E0" id="Rectángulo 4" o:spid="_x0000_s1026" style="position:absolute;margin-left:-85.05pt;margin-top:-35.4pt;width:594.5pt;height:69.1pt;z-index:-251657216;visibility:visible;mso-wrap-style:square;mso-wrap-distance-left:9pt;mso-wrap-distance-top:0;mso-wrap-distance-right:9pt;mso-wrap-distance-bottom:0;mso-position-horizontal:absolute;mso-position-horizontal-relative:text;mso-position-vertical:absolute;mso-position-vertical-relative:text;v-text-anchor:middle" o:gfxdata="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" fillcolor="#5b9bd5 [3208]" strokecolor="#1f4d78 [1608]" strokeweight="1pt"/>
-          </w:pict>
-        </mc:Fallback>
-      </mc:AlternateContent>
-    </w:r>
     <w:r>
       <w:rPr>
         <w:rFonts w:ascii="Times New Roman" w:hAnsi="Times New Roman" w:cs="Times New Roman"/>
@@ -2752,6 +2617,7 @@
     <w:rsid w:val="00402FA9"/>
     <w:rsid w:val="00797B14"/>
     <w:rsid w:val="007A1C97"/>
+    <w:rsid w:val="009731E6"/>
   </w:rsids>
   <m:mathPr>
     <m:mathFont m:val="Cambria Math"/>
@@ -3563,7 +3429,7 @@
 </file>
 
 <file path=customXml/itemProps1.xml><?xml version="1.0" encoding="utf-8"?>
-<ds:datastoreItem xmlns:ds="http://schemas.openxmlformats.org/officeDocument/2006/customXml" ds:itemID="{5474BDFD-985C-462E-93DE-AC89ABEA609F}">
+<ds:datastoreItem xmlns:ds="http://schemas.openxmlformats.org/officeDocument/2006/customXml" ds:itemID="{D85405DD-67B3-4CFD-89B8-7778F42D1C26}">
   <ds:schemaRefs>
     <ds:schemaRef ds:uri="http://schemas.openxmlformats.org/officeDocument/2006/bibliography"/>
   </ds:schemaRefs>
